--- a/output/Modelos_logit/intensidad_PACES_2019_simples.docx
+++ b/output/Modelos_logit/intensidad_PACES_2019_simples.docx
@@ -16,9 +16,9 @@
         <w:gridCol w:w="2599"/>
         <w:gridCol w:w="2905"/>
         <w:gridCol w:w="1952"/>
-        <w:gridCol w:w="2465"/>
-        <w:gridCol w:w="2367"/>
-        <w:gridCol w:w="2906"/>
+        <w:gridCol w:w="3040"/>
+        <w:gridCol w:w="2942"/>
+        <w:gridCol w:w="3481"/>
       </w:tblGrid>
       <w:tr>
         <w:trPr>
@@ -461,7 +461,7 @@
                 <w:szCs w:val="22"/>
                 <w:color w:val="000000"/>
               </w:rPr>
-              <w:t xml:space="preserve">clima_aula_escuela</w:t>
+              <w:t xml:space="preserve">clima_aula_escuela_gmc</w:t>
             </w:r>
           </w:p>
         </w:tc>
@@ -516,7 +516,7 @@
                 <w:szCs w:val="22"/>
                 <w:color w:val="000000"/>
               </w:rPr>
-              <w:t xml:space="preserve">tasa_voto_escuela</w:t>
+              <w:t xml:space="preserve">tasa_voto_escuela_gmc</w:t>
             </w:r>
           </w:p>
         </w:tc>
@@ -571,7 +571,7 @@
                 <w:szCs w:val="22"/>
                 <w:color w:val="000000"/>
               </w:rPr>
-              <w:t xml:space="preserve">tasa_asamblea_escuela</w:t>
+              <w:t xml:space="preserve">tasa_asamblea_escuela_gmc</w:t>
             </w:r>
           </w:p>
         </w:tc>
@@ -4456,7 +4456,7 @@
                 <w:szCs w:val="22"/>
                 <w:color w:val="000000"/>
               </w:rPr>
-              <w:t xml:space="preserve">-16.7</w:t>
+              <w:t xml:space="preserve">-16.6</w:t>
             </w:r>
           </w:p>
         </w:tc>

--- a/output/Modelos_logit/intensidad_PACES_2019_simples.docx
+++ b/output/Modelos_logit/intensidad_PACES_2019_simples.docx
@@ -686,117 +686,117 @@
                 <w:szCs w:val="22"/>
                 <w:color w:val="000000"/>
               </w:rPr>
-              <w:t xml:space="preserve">7.8</w:t>
-            </w:r>
-          </w:p>
-        </w:tc>
-        <w:tc>
-          <w:tcPr>
-            <w:tcBorders>
-              <w:bottom w:val="single" w:sz="6" w:space="0" w:color="666666"/>
-              <w:top w:val="single" w:sz="6" w:space="0" w:color="666666"/>
-              <w:left w:val="single" w:sz="6" w:space="0" w:color="666666"/>
-              <w:right w:val="single" w:sz="6" w:space="0" w:color="666666"/>
-            </w:tcBorders>
-            <w:shd w:val="clear" w:color="auto" w:fill="FFFFFF"/>
-            <w:tcMar>
-              <w:top w:w="0" w:type="dxa"/>
-              <w:bottom w:w="0" w:type="dxa"/>
-              <w:left w:w="0" w:type="dxa"/>
-              <w:right w:w="0" w:type="dxa"/>
-            </w:tcMar>
-            <w:vAlign w:val="center"/>
-          </w:tcPr>
-          <w:p>
-            <w:pPr>
-              <w:pStyle w:val="Normal"/>
-              <w:jc w:val="right"/>
-              <w:pBdr>
-                <w:bottom w:val="none" w:sz="0" w:space="0" w:color="000000"/>
-                <w:top w:val="none" w:sz="0" w:space="0" w:color="000000"/>
-                <w:left w:val="none" w:sz="0" w:space="0" w:color="000000"/>
-                <w:right w:val="none" w:sz="0" w:space="0" w:color="000000"/>
-              </w:pBdr>
-              <w:spacing w:after="100" w:before="100" w:line="240"/>
-              <w:ind w:left="100" w:right="100" w:firstLine="0" w:firstLineChars="0"/>
-              <w:rPr>
-                <w:rFonts w:ascii="Arial" w:hAnsi="Arial" w:eastAsia="Arial" w:cs="Arial"/>
-                <w:i w:val="false"/>
-                <w:b w:val="false"/>
-                <w:u w:val="none"/>
-                <w:strike w:val="false"/>
-                <w:sz w:val="22"/>
-                <w:szCs w:val="22"/>
-                <w:color w:val="000000"/>
-              </w:rPr>
-            </w:pPr>
-            <w:r>
-              <w:rPr>
-                <w:rFonts w:ascii="Arial" w:hAnsi="Arial" w:eastAsia="Arial" w:cs="Arial"/>
-                <w:i w:val="false"/>
-                <w:b w:val="false"/>
-                <w:u w:val="none"/>
-                <w:strike w:val="false"/>
-                <w:sz w:val="22"/>
-                <w:szCs w:val="22"/>
-                <w:color w:val="000000"/>
-              </w:rPr>
-              <w:t xml:space="preserve">3.4</w:t>
-            </w:r>
-          </w:p>
-        </w:tc>
-        <w:tc>
-          <w:tcPr>
-            <w:tcBorders>
-              <w:bottom w:val="single" w:sz="6" w:space="0" w:color="666666"/>
-              <w:top w:val="single" w:sz="6" w:space="0" w:color="666666"/>
-              <w:left w:val="single" w:sz="6" w:space="0" w:color="666666"/>
-              <w:right w:val="single" w:sz="6" w:space="0" w:color="666666"/>
-            </w:tcBorders>
-            <w:shd w:val="clear" w:color="auto" w:fill="FFFFFF"/>
-            <w:tcMar>
-              <w:top w:w="0" w:type="dxa"/>
-              <w:bottom w:w="0" w:type="dxa"/>
-              <w:left w:w="0" w:type="dxa"/>
-              <w:right w:w="0" w:type="dxa"/>
-            </w:tcMar>
-            <w:vAlign w:val="center"/>
-          </w:tcPr>
-          <w:p>
-            <w:pPr>
-              <w:pStyle w:val="Normal"/>
-              <w:jc w:val="right"/>
-              <w:pBdr>
-                <w:bottom w:val="none" w:sz="0" w:space="0" w:color="000000"/>
-                <w:top w:val="none" w:sz="0" w:space="0" w:color="000000"/>
-                <w:left w:val="none" w:sz="0" w:space="0" w:color="000000"/>
-                <w:right w:val="none" w:sz="0" w:space="0" w:color="000000"/>
-              </w:pBdr>
-              <w:spacing w:after="100" w:before="100" w:line="240"/>
-              <w:ind w:left="100" w:right="100" w:firstLine="0" w:firstLineChars="0"/>
-              <w:rPr>
-                <w:rFonts w:ascii="Arial" w:hAnsi="Arial" w:eastAsia="Arial" w:cs="Arial"/>
-                <w:i w:val="false"/>
-                <w:b w:val="false"/>
-                <w:u w:val="none"/>
-                <w:strike w:val="false"/>
-                <w:sz w:val="22"/>
-                <w:szCs w:val="22"/>
-                <w:color w:val="000000"/>
-              </w:rPr>
-            </w:pPr>
-            <w:r>
-              <w:rPr>
-                <w:rFonts w:ascii="Arial" w:hAnsi="Arial" w:eastAsia="Arial" w:cs="Arial"/>
-                <w:i w:val="false"/>
-                <w:b w:val="false"/>
-                <w:u w:val="none"/>
-                <w:strike w:val="false"/>
-                <w:sz w:val="22"/>
-                <w:szCs w:val="22"/>
-                <w:color w:val="000000"/>
-              </w:rPr>
-              <w:t xml:space="preserve">-3.2</w:t>
+              <w:t xml:space="preserve">7.5</w:t>
+            </w:r>
+          </w:p>
+        </w:tc>
+        <w:tc>
+          <w:tcPr>
+            <w:tcBorders>
+              <w:bottom w:val="single" w:sz="6" w:space="0" w:color="666666"/>
+              <w:top w:val="single" w:sz="6" w:space="0" w:color="666666"/>
+              <w:left w:val="single" w:sz="6" w:space="0" w:color="666666"/>
+              <w:right w:val="single" w:sz="6" w:space="0" w:color="666666"/>
+            </w:tcBorders>
+            <w:shd w:val="clear" w:color="auto" w:fill="FFFFFF"/>
+            <w:tcMar>
+              <w:top w:w="0" w:type="dxa"/>
+              <w:bottom w:w="0" w:type="dxa"/>
+              <w:left w:w="0" w:type="dxa"/>
+              <w:right w:w="0" w:type="dxa"/>
+            </w:tcMar>
+            <w:vAlign w:val="center"/>
+          </w:tcPr>
+          <w:p>
+            <w:pPr>
+              <w:pStyle w:val="Normal"/>
+              <w:jc w:val="right"/>
+              <w:pBdr>
+                <w:bottom w:val="none" w:sz="0" w:space="0" w:color="000000"/>
+                <w:top w:val="none" w:sz="0" w:space="0" w:color="000000"/>
+                <w:left w:val="none" w:sz="0" w:space="0" w:color="000000"/>
+                <w:right w:val="none" w:sz="0" w:space="0" w:color="000000"/>
+              </w:pBdr>
+              <w:spacing w:after="100" w:before="100" w:line="240"/>
+              <w:ind w:left="100" w:right="100" w:firstLine="0" w:firstLineChars="0"/>
+              <w:rPr>
+                <w:rFonts w:ascii="Arial" w:hAnsi="Arial" w:eastAsia="Arial" w:cs="Arial"/>
+                <w:i w:val="false"/>
+                <w:b w:val="false"/>
+                <w:u w:val="none"/>
+                <w:strike w:val="false"/>
+                <w:sz w:val="22"/>
+                <w:szCs w:val="22"/>
+                <w:color w:val="000000"/>
+              </w:rPr>
+            </w:pPr>
+            <w:r>
+              <w:rPr>
+                <w:rFonts w:ascii="Arial" w:hAnsi="Arial" w:eastAsia="Arial" w:cs="Arial"/>
+                <w:i w:val="false"/>
+                <w:b w:val="false"/>
+                <w:u w:val="none"/>
+                <w:strike w:val="false"/>
+                <w:sz w:val="22"/>
+                <w:szCs w:val="22"/>
+                <w:color w:val="000000"/>
+              </w:rPr>
+              <w:t xml:space="preserve">3.9</w:t>
+            </w:r>
+          </w:p>
+        </w:tc>
+        <w:tc>
+          <w:tcPr>
+            <w:tcBorders>
+              <w:bottom w:val="single" w:sz="6" w:space="0" w:color="666666"/>
+              <w:top w:val="single" w:sz="6" w:space="0" w:color="666666"/>
+              <w:left w:val="single" w:sz="6" w:space="0" w:color="666666"/>
+              <w:right w:val="single" w:sz="6" w:space="0" w:color="666666"/>
+            </w:tcBorders>
+            <w:shd w:val="clear" w:color="auto" w:fill="FFFFFF"/>
+            <w:tcMar>
+              <w:top w:w="0" w:type="dxa"/>
+              <w:bottom w:w="0" w:type="dxa"/>
+              <w:left w:w="0" w:type="dxa"/>
+              <w:right w:w="0" w:type="dxa"/>
+            </w:tcMar>
+            <w:vAlign w:val="center"/>
+          </w:tcPr>
+          <w:p>
+            <w:pPr>
+              <w:pStyle w:val="Normal"/>
+              <w:jc w:val="right"/>
+              <w:pBdr>
+                <w:bottom w:val="none" w:sz="0" w:space="0" w:color="000000"/>
+                <w:top w:val="none" w:sz="0" w:space="0" w:color="000000"/>
+                <w:left w:val="none" w:sz="0" w:space="0" w:color="000000"/>
+                <w:right w:val="none" w:sz="0" w:space="0" w:color="000000"/>
+              </w:pBdr>
+              <w:spacing w:after="100" w:before="100" w:line="240"/>
+              <w:ind w:left="100" w:right="100" w:firstLine="0" w:firstLineChars="0"/>
+              <w:rPr>
+                <w:rFonts w:ascii="Arial" w:hAnsi="Arial" w:eastAsia="Arial" w:cs="Arial"/>
+                <w:i w:val="false"/>
+                <w:b w:val="false"/>
+                <w:u w:val="none"/>
+                <w:strike w:val="false"/>
+                <w:sz w:val="22"/>
+                <w:szCs w:val="22"/>
+                <w:color w:val="000000"/>
+              </w:rPr>
+            </w:pPr>
+            <w:r>
+              <w:rPr>
+                <w:rFonts w:ascii="Arial" w:hAnsi="Arial" w:eastAsia="Arial" w:cs="Arial"/>
+                <w:i w:val="false"/>
+                <w:b w:val="false"/>
+                <w:u w:val="none"/>
+                <w:strike w:val="false"/>
+                <w:sz w:val="22"/>
+                <w:szCs w:val="22"/>
+                <w:color w:val="000000"/>
+              </w:rPr>
+              <w:t xml:space="preserve">-2.9</w:t>
             </w:r>
           </w:p>
         </w:tc>
@@ -1241,117 +1241,117 @@
                 <w:szCs w:val="22"/>
                 <w:color w:val="000000"/>
               </w:rPr>
-              <w:t xml:space="preserve">8.7</w:t>
-            </w:r>
-          </w:p>
-        </w:tc>
-        <w:tc>
-          <w:tcPr>
-            <w:tcBorders>
-              <w:bottom w:val="single" w:sz="6" w:space="0" w:color="666666"/>
-              <w:top w:val="single" w:sz="6" w:space="0" w:color="666666"/>
-              <w:left w:val="single" w:sz="6" w:space="0" w:color="666666"/>
-              <w:right w:val="single" w:sz="6" w:space="0" w:color="666666"/>
-            </w:tcBorders>
-            <w:shd w:val="clear" w:color="auto" w:fill="FFFFFF"/>
-            <w:tcMar>
-              <w:top w:w="0" w:type="dxa"/>
-              <w:bottom w:w="0" w:type="dxa"/>
-              <w:left w:w="0" w:type="dxa"/>
-              <w:right w:w="0" w:type="dxa"/>
-            </w:tcMar>
-            <w:vAlign w:val="center"/>
-          </w:tcPr>
-          <w:p>
-            <w:pPr>
-              <w:pStyle w:val="Normal"/>
-              <w:jc w:val="right"/>
-              <w:pBdr>
-                <w:bottom w:val="none" w:sz="0" w:space="0" w:color="000000"/>
-                <w:top w:val="none" w:sz="0" w:space="0" w:color="000000"/>
-                <w:left w:val="none" w:sz="0" w:space="0" w:color="000000"/>
-                <w:right w:val="none" w:sz="0" w:space="0" w:color="000000"/>
-              </w:pBdr>
-              <w:spacing w:after="100" w:before="100" w:line="240"/>
-              <w:ind w:left="100" w:right="100" w:firstLine="0" w:firstLineChars="0"/>
-              <w:rPr>
-                <w:rFonts w:ascii="Arial" w:hAnsi="Arial" w:eastAsia="Arial" w:cs="Arial"/>
-                <w:i w:val="false"/>
-                <w:b w:val="false"/>
-                <w:u w:val="none"/>
-                <w:strike w:val="false"/>
-                <w:sz w:val="22"/>
-                <w:szCs w:val="22"/>
-                <w:color w:val="000000"/>
-              </w:rPr>
-            </w:pPr>
-            <w:r>
-              <w:rPr>
-                <w:rFonts w:ascii="Arial" w:hAnsi="Arial" w:eastAsia="Arial" w:cs="Arial"/>
-                <w:i w:val="false"/>
-                <w:b w:val="false"/>
-                <w:u w:val="none"/>
-                <w:strike w:val="false"/>
-                <w:sz w:val="22"/>
-                <w:szCs w:val="22"/>
-                <w:color w:val="000000"/>
-              </w:rPr>
-              <w:t xml:space="preserve">3.4</w:t>
-            </w:r>
-          </w:p>
-        </w:tc>
-        <w:tc>
-          <w:tcPr>
-            <w:tcBorders>
-              <w:bottom w:val="single" w:sz="6" w:space="0" w:color="666666"/>
-              <w:top w:val="single" w:sz="6" w:space="0" w:color="666666"/>
-              <w:left w:val="single" w:sz="6" w:space="0" w:color="666666"/>
-              <w:right w:val="single" w:sz="6" w:space="0" w:color="666666"/>
-            </w:tcBorders>
-            <w:shd w:val="clear" w:color="auto" w:fill="FFFFFF"/>
-            <w:tcMar>
-              <w:top w:w="0" w:type="dxa"/>
-              <w:bottom w:w="0" w:type="dxa"/>
-              <w:left w:w="0" w:type="dxa"/>
-              <w:right w:w="0" w:type="dxa"/>
-            </w:tcMar>
-            <w:vAlign w:val="center"/>
-          </w:tcPr>
-          <w:p>
-            <w:pPr>
-              <w:pStyle w:val="Normal"/>
-              <w:jc w:val="right"/>
-              <w:pBdr>
-                <w:bottom w:val="none" w:sz="0" w:space="0" w:color="000000"/>
-                <w:top w:val="none" w:sz="0" w:space="0" w:color="000000"/>
-                <w:left w:val="none" w:sz="0" w:space="0" w:color="000000"/>
-                <w:right w:val="none" w:sz="0" w:space="0" w:color="000000"/>
-              </w:pBdr>
-              <w:spacing w:after="100" w:before="100" w:line="240"/>
-              <w:ind w:left="100" w:right="100" w:firstLine="0" w:firstLineChars="0"/>
-              <w:rPr>
-                <w:rFonts w:ascii="Arial" w:hAnsi="Arial" w:eastAsia="Arial" w:cs="Arial"/>
-                <w:i w:val="false"/>
-                <w:b w:val="false"/>
-                <w:u w:val="none"/>
-                <w:strike w:val="false"/>
-                <w:sz w:val="22"/>
-                <w:szCs w:val="22"/>
-                <w:color w:val="000000"/>
-              </w:rPr>
-            </w:pPr>
-            <w:r>
-              <w:rPr>
-                <w:rFonts w:ascii="Arial" w:hAnsi="Arial" w:eastAsia="Arial" w:cs="Arial"/>
-                <w:i w:val="false"/>
-                <w:b w:val="false"/>
-                <w:u w:val="none"/>
-                <w:strike w:val="false"/>
-                <w:sz w:val="22"/>
-                <w:szCs w:val="22"/>
-                <w:color w:val="000000"/>
-              </w:rPr>
-              <w:t xml:space="preserve">-3.5</w:t>
+              <w:t xml:space="preserve">8.4</w:t>
+            </w:r>
+          </w:p>
+        </w:tc>
+        <w:tc>
+          <w:tcPr>
+            <w:tcBorders>
+              <w:bottom w:val="single" w:sz="6" w:space="0" w:color="666666"/>
+              <w:top w:val="single" w:sz="6" w:space="0" w:color="666666"/>
+              <w:left w:val="single" w:sz="6" w:space="0" w:color="666666"/>
+              <w:right w:val="single" w:sz="6" w:space="0" w:color="666666"/>
+            </w:tcBorders>
+            <w:shd w:val="clear" w:color="auto" w:fill="FFFFFF"/>
+            <w:tcMar>
+              <w:top w:w="0" w:type="dxa"/>
+              <w:bottom w:w="0" w:type="dxa"/>
+              <w:left w:w="0" w:type="dxa"/>
+              <w:right w:w="0" w:type="dxa"/>
+            </w:tcMar>
+            <w:vAlign w:val="center"/>
+          </w:tcPr>
+          <w:p>
+            <w:pPr>
+              <w:pStyle w:val="Normal"/>
+              <w:jc w:val="right"/>
+              <w:pBdr>
+                <w:bottom w:val="none" w:sz="0" w:space="0" w:color="000000"/>
+                <w:top w:val="none" w:sz="0" w:space="0" w:color="000000"/>
+                <w:left w:val="none" w:sz="0" w:space="0" w:color="000000"/>
+                <w:right w:val="none" w:sz="0" w:space="0" w:color="000000"/>
+              </w:pBdr>
+              <w:spacing w:after="100" w:before="100" w:line="240"/>
+              <w:ind w:left="100" w:right="100" w:firstLine="0" w:firstLineChars="0"/>
+              <w:rPr>
+                <w:rFonts w:ascii="Arial" w:hAnsi="Arial" w:eastAsia="Arial" w:cs="Arial"/>
+                <w:i w:val="false"/>
+                <w:b w:val="false"/>
+                <w:u w:val="none"/>
+                <w:strike w:val="false"/>
+                <w:sz w:val="22"/>
+                <w:szCs w:val="22"/>
+                <w:color w:val="000000"/>
+              </w:rPr>
+            </w:pPr>
+            <w:r>
+              <w:rPr>
+                <w:rFonts w:ascii="Arial" w:hAnsi="Arial" w:eastAsia="Arial" w:cs="Arial"/>
+                <w:i w:val="false"/>
+                <w:b w:val="false"/>
+                <w:u w:val="none"/>
+                <w:strike w:val="false"/>
+                <w:sz w:val="22"/>
+                <w:szCs w:val="22"/>
+                <w:color w:val="000000"/>
+              </w:rPr>
+              <w:t xml:space="preserve">4.0</w:t>
+            </w:r>
+          </w:p>
+        </w:tc>
+        <w:tc>
+          <w:tcPr>
+            <w:tcBorders>
+              <w:bottom w:val="single" w:sz="6" w:space="0" w:color="666666"/>
+              <w:top w:val="single" w:sz="6" w:space="0" w:color="666666"/>
+              <w:left w:val="single" w:sz="6" w:space="0" w:color="666666"/>
+              <w:right w:val="single" w:sz="6" w:space="0" w:color="666666"/>
+            </w:tcBorders>
+            <w:shd w:val="clear" w:color="auto" w:fill="FFFFFF"/>
+            <w:tcMar>
+              <w:top w:w="0" w:type="dxa"/>
+              <w:bottom w:w="0" w:type="dxa"/>
+              <w:left w:w="0" w:type="dxa"/>
+              <w:right w:w="0" w:type="dxa"/>
+            </w:tcMar>
+            <w:vAlign w:val="center"/>
+          </w:tcPr>
+          <w:p>
+            <w:pPr>
+              <w:pStyle w:val="Normal"/>
+              <w:jc w:val="right"/>
+              <w:pBdr>
+                <w:bottom w:val="none" w:sz="0" w:space="0" w:color="000000"/>
+                <w:top w:val="none" w:sz="0" w:space="0" w:color="000000"/>
+                <w:left w:val="none" w:sz="0" w:space="0" w:color="000000"/>
+                <w:right w:val="none" w:sz="0" w:space="0" w:color="000000"/>
+              </w:pBdr>
+              <w:spacing w:after="100" w:before="100" w:line="240"/>
+              <w:ind w:left="100" w:right="100" w:firstLine="0" w:firstLineChars="0"/>
+              <w:rPr>
+                <w:rFonts w:ascii="Arial" w:hAnsi="Arial" w:eastAsia="Arial" w:cs="Arial"/>
+                <w:i w:val="false"/>
+                <w:b w:val="false"/>
+                <w:u w:val="none"/>
+                <w:strike w:val="false"/>
+                <w:sz w:val="22"/>
+                <w:szCs w:val="22"/>
+                <w:color w:val="000000"/>
+              </w:rPr>
+            </w:pPr>
+            <w:r>
+              <w:rPr>
+                <w:rFonts w:ascii="Arial" w:hAnsi="Arial" w:eastAsia="Arial" w:cs="Arial"/>
+                <w:i w:val="false"/>
+                <w:b w:val="false"/>
+                <w:u w:val="none"/>
+                <w:strike w:val="false"/>
+                <w:sz w:val="22"/>
+                <w:szCs w:val="22"/>
+                <w:color w:val="000000"/>
+              </w:rPr>
+              <w:t xml:space="preserve">-3.2</w:t>
             </w:r>
           </w:p>
         </w:tc>
@@ -1796,117 +1796,117 @@
                 <w:szCs w:val="22"/>
                 <w:color w:val="000000"/>
               </w:rPr>
-              <w:t xml:space="preserve">7.8</w:t>
-            </w:r>
-          </w:p>
-        </w:tc>
-        <w:tc>
-          <w:tcPr>
-            <w:tcBorders>
-              <w:bottom w:val="single" w:sz="6" w:space="0" w:color="666666"/>
-              <w:top w:val="single" w:sz="6" w:space="0" w:color="666666"/>
-              <w:left w:val="single" w:sz="6" w:space="0" w:color="666666"/>
-              <w:right w:val="single" w:sz="6" w:space="0" w:color="666666"/>
-            </w:tcBorders>
-            <w:shd w:val="clear" w:color="auto" w:fill="FFFFFF"/>
-            <w:tcMar>
-              <w:top w:w="0" w:type="dxa"/>
-              <w:bottom w:w="0" w:type="dxa"/>
-              <w:left w:w="0" w:type="dxa"/>
-              <w:right w:w="0" w:type="dxa"/>
-            </w:tcMar>
-            <w:vAlign w:val="center"/>
-          </w:tcPr>
-          <w:p>
-            <w:pPr>
-              <w:pStyle w:val="Normal"/>
-              <w:jc w:val="right"/>
-              <w:pBdr>
-                <w:bottom w:val="none" w:sz="0" w:space="0" w:color="000000"/>
-                <w:top w:val="none" w:sz="0" w:space="0" w:color="000000"/>
-                <w:left w:val="none" w:sz="0" w:space="0" w:color="000000"/>
-                <w:right w:val="none" w:sz="0" w:space="0" w:color="000000"/>
-              </w:pBdr>
-              <w:spacing w:after="100" w:before="100" w:line="240"/>
-              <w:ind w:left="100" w:right="100" w:firstLine="0" w:firstLineChars="0"/>
-              <w:rPr>
-                <w:rFonts w:ascii="Arial" w:hAnsi="Arial" w:eastAsia="Arial" w:cs="Arial"/>
-                <w:i w:val="false"/>
-                <w:b w:val="false"/>
-                <w:u w:val="none"/>
-                <w:strike w:val="false"/>
-                <w:sz w:val="22"/>
-                <w:szCs w:val="22"/>
-                <w:color w:val="000000"/>
-              </w:rPr>
-            </w:pPr>
-            <w:r>
-              <w:rPr>
-                <w:rFonts w:ascii="Arial" w:hAnsi="Arial" w:eastAsia="Arial" w:cs="Arial"/>
-                <w:i w:val="false"/>
-                <w:b w:val="false"/>
-                <w:u w:val="none"/>
-                <w:strike w:val="false"/>
-                <w:sz w:val="22"/>
-                <w:szCs w:val="22"/>
-                <w:color w:val="000000"/>
-              </w:rPr>
-              <w:t xml:space="preserve">4.9</w:t>
-            </w:r>
-          </w:p>
-        </w:tc>
-        <w:tc>
-          <w:tcPr>
-            <w:tcBorders>
-              <w:bottom w:val="single" w:sz="6" w:space="0" w:color="666666"/>
-              <w:top w:val="single" w:sz="6" w:space="0" w:color="666666"/>
-              <w:left w:val="single" w:sz="6" w:space="0" w:color="666666"/>
-              <w:right w:val="single" w:sz="6" w:space="0" w:color="666666"/>
-            </w:tcBorders>
-            <w:shd w:val="clear" w:color="auto" w:fill="FFFFFF"/>
-            <w:tcMar>
-              <w:top w:w="0" w:type="dxa"/>
-              <w:bottom w:w="0" w:type="dxa"/>
-              <w:left w:w="0" w:type="dxa"/>
-              <w:right w:w="0" w:type="dxa"/>
-            </w:tcMar>
-            <w:vAlign w:val="center"/>
-          </w:tcPr>
-          <w:p>
-            <w:pPr>
-              <w:pStyle w:val="Normal"/>
-              <w:jc w:val="right"/>
-              <w:pBdr>
-                <w:bottom w:val="none" w:sz="0" w:space="0" w:color="000000"/>
-                <w:top w:val="none" w:sz="0" w:space="0" w:color="000000"/>
-                <w:left w:val="none" w:sz="0" w:space="0" w:color="000000"/>
-                <w:right w:val="none" w:sz="0" w:space="0" w:color="000000"/>
-              </w:pBdr>
-              <w:spacing w:after="100" w:before="100" w:line="240"/>
-              <w:ind w:left="100" w:right="100" w:firstLine="0" w:firstLineChars="0"/>
-              <w:rPr>
-                <w:rFonts w:ascii="Arial" w:hAnsi="Arial" w:eastAsia="Arial" w:cs="Arial"/>
-                <w:i w:val="false"/>
-                <w:b w:val="false"/>
-                <w:u w:val="none"/>
-                <w:strike w:val="false"/>
-                <w:sz w:val="22"/>
-                <w:szCs w:val="22"/>
-                <w:color w:val="000000"/>
-              </w:rPr>
-            </w:pPr>
-            <w:r>
-              <w:rPr>
-                <w:rFonts w:ascii="Arial" w:hAnsi="Arial" w:eastAsia="Arial" w:cs="Arial"/>
-                <w:i w:val="false"/>
-                <w:b w:val="false"/>
-                <w:u w:val="none"/>
-                <w:strike w:val="false"/>
-                <w:sz w:val="22"/>
-                <w:szCs w:val="22"/>
-                <w:color w:val="000000"/>
-              </w:rPr>
-              <w:t xml:space="preserve">-3.1</w:t>
+              <w:t xml:space="preserve">7.4</w:t>
+            </w:r>
+          </w:p>
+        </w:tc>
+        <w:tc>
+          <w:tcPr>
+            <w:tcBorders>
+              <w:bottom w:val="single" w:sz="6" w:space="0" w:color="666666"/>
+              <w:top w:val="single" w:sz="6" w:space="0" w:color="666666"/>
+              <w:left w:val="single" w:sz="6" w:space="0" w:color="666666"/>
+              <w:right w:val="single" w:sz="6" w:space="0" w:color="666666"/>
+            </w:tcBorders>
+            <w:shd w:val="clear" w:color="auto" w:fill="FFFFFF"/>
+            <w:tcMar>
+              <w:top w:w="0" w:type="dxa"/>
+              <w:bottom w:w="0" w:type="dxa"/>
+              <w:left w:w="0" w:type="dxa"/>
+              <w:right w:w="0" w:type="dxa"/>
+            </w:tcMar>
+            <w:vAlign w:val="center"/>
+          </w:tcPr>
+          <w:p>
+            <w:pPr>
+              <w:pStyle w:val="Normal"/>
+              <w:jc w:val="right"/>
+              <w:pBdr>
+                <w:bottom w:val="none" w:sz="0" w:space="0" w:color="000000"/>
+                <w:top w:val="none" w:sz="0" w:space="0" w:color="000000"/>
+                <w:left w:val="none" w:sz="0" w:space="0" w:color="000000"/>
+                <w:right w:val="none" w:sz="0" w:space="0" w:color="000000"/>
+              </w:pBdr>
+              <w:spacing w:after="100" w:before="100" w:line="240"/>
+              <w:ind w:left="100" w:right="100" w:firstLine="0" w:firstLineChars="0"/>
+              <w:rPr>
+                <w:rFonts w:ascii="Arial" w:hAnsi="Arial" w:eastAsia="Arial" w:cs="Arial"/>
+                <w:i w:val="false"/>
+                <w:b w:val="false"/>
+                <w:u w:val="none"/>
+                <w:strike w:val="false"/>
+                <w:sz w:val="22"/>
+                <w:szCs w:val="22"/>
+                <w:color w:val="000000"/>
+              </w:rPr>
+            </w:pPr>
+            <w:r>
+              <w:rPr>
+                <w:rFonts w:ascii="Arial" w:hAnsi="Arial" w:eastAsia="Arial" w:cs="Arial"/>
+                <w:i w:val="false"/>
+                <w:b w:val="false"/>
+                <w:u w:val="none"/>
+                <w:strike w:val="false"/>
+                <w:sz w:val="22"/>
+                <w:szCs w:val="22"/>
+                <w:color w:val="000000"/>
+              </w:rPr>
+              <w:t xml:space="preserve">5.8</w:t>
+            </w:r>
+          </w:p>
+        </w:tc>
+        <w:tc>
+          <w:tcPr>
+            <w:tcBorders>
+              <w:bottom w:val="single" w:sz="6" w:space="0" w:color="666666"/>
+              <w:top w:val="single" w:sz="6" w:space="0" w:color="666666"/>
+              <w:left w:val="single" w:sz="6" w:space="0" w:color="666666"/>
+              <w:right w:val="single" w:sz="6" w:space="0" w:color="666666"/>
+            </w:tcBorders>
+            <w:shd w:val="clear" w:color="auto" w:fill="FFFFFF"/>
+            <w:tcMar>
+              <w:top w:w="0" w:type="dxa"/>
+              <w:bottom w:w="0" w:type="dxa"/>
+              <w:left w:w="0" w:type="dxa"/>
+              <w:right w:w="0" w:type="dxa"/>
+            </w:tcMar>
+            <w:vAlign w:val="center"/>
+          </w:tcPr>
+          <w:p>
+            <w:pPr>
+              <w:pStyle w:val="Normal"/>
+              <w:jc w:val="right"/>
+              <w:pBdr>
+                <w:bottom w:val="none" w:sz="0" w:space="0" w:color="000000"/>
+                <w:top w:val="none" w:sz="0" w:space="0" w:color="000000"/>
+                <w:left w:val="none" w:sz="0" w:space="0" w:color="000000"/>
+                <w:right w:val="none" w:sz="0" w:space="0" w:color="000000"/>
+              </w:pBdr>
+              <w:spacing w:after="100" w:before="100" w:line="240"/>
+              <w:ind w:left="100" w:right="100" w:firstLine="0" w:firstLineChars="0"/>
+              <w:rPr>
+                <w:rFonts w:ascii="Arial" w:hAnsi="Arial" w:eastAsia="Arial" w:cs="Arial"/>
+                <w:i w:val="false"/>
+                <w:b w:val="false"/>
+                <w:u w:val="none"/>
+                <w:strike w:val="false"/>
+                <w:sz w:val="22"/>
+                <w:szCs w:val="22"/>
+                <w:color w:val="000000"/>
+              </w:rPr>
+            </w:pPr>
+            <w:r>
+              <w:rPr>
+                <w:rFonts w:ascii="Arial" w:hAnsi="Arial" w:eastAsia="Arial" w:cs="Arial"/>
+                <w:i w:val="false"/>
+                <w:b w:val="false"/>
+                <w:u w:val="none"/>
+                <w:strike w:val="false"/>
+                <w:sz w:val="22"/>
+                <w:szCs w:val="22"/>
+                <w:color w:val="000000"/>
+              </w:rPr>
+              <w:t xml:space="preserve">-2.8</w:t>
             </w:r>
           </w:p>
         </w:tc>
@@ -2351,282 +2351,282 @@
                 <w:szCs w:val="22"/>
                 <w:color w:val="000000"/>
               </w:rPr>
-              <w:t xml:space="preserve">5.8</w:t>
-            </w:r>
-          </w:p>
-        </w:tc>
-        <w:tc>
-          <w:tcPr>
-            <w:tcBorders>
-              <w:bottom w:val="single" w:sz="6" w:space="0" w:color="666666"/>
-              <w:top w:val="single" w:sz="6" w:space="0" w:color="666666"/>
-              <w:left w:val="single" w:sz="6" w:space="0" w:color="666666"/>
-              <w:right w:val="single" w:sz="6" w:space="0" w:color="666666"/>
-            </w:tcBorders>
-            <w:shd w:val="clear" w:color="auto" w:fill="FFFFFF"/>
-            <w:tcMar>
-              <w:top w:w="0" w:type="dxa"/>
-              <w:bottom w:w="0" w:type="dxa"/>
-              <w:left w:w="0" w:type="dxa"/>
-              <w:right w:w="0" w:type="dxa"/>
-            </w:tcMar>
-            <w:vAlign w:val="center"/>
-          </w:tcPr>
-          <w:p>
-            <w:pPr>
-              <w:pStyle w:val="Normal"/>
-              <w:jc w:val="right"/>
-              <w:pBdr>
-                <w:bottom w:val="none" w:sz="0" w:space="0" w:color="000000"/>
-                <w:top w:val="none" w:sz="0" w:space="0" w:color="000000"/>
-                <w:left w:val="none" w:sz="0" w:space="0" w:color="000000"/>
-                <w:right w:val="none" w:sz="0" w:space="0" w:color="000000"/>
-              </w:pBdr>
-              <w:spacing w:after="100" w:before="100" w:line="240"/>
-              <w:ind w:left="100" w:right="100" w:firstLine="0" w:firstLineChars="0"/>
-              <w:rPr>
-                <w:rFonts w:ascii="Arial" w:hAnsi="Arial" w:eastAsia="Arial" w:cs="Arial"/>
-                <w:i w:val="false"/>
-                <w:b w:val="false"/>
-                <w:u w:val="none"/>
-                <w:strike w:val="false"/>
-                <w:sz w:val="22"/>
-                <w:szCs w:val="22"/>
-                <w:color w:val="000000"/>
-              </w:rPr>
-            </w:pPr>
-            <w:r>
-              <w:rPr>
-                <w:rFonts w:ascii="Arial" w:hAnsi="Arial" w:eastAsia="Arial" w:cs="Arial"/>
-                <w:i w:val="false"/>
-                <w:b w:val="false"/>
-                <w:u w:val="none"/>
-                <w:strike w:val="false"/>
-                <w:sz w:val="22"/>
-                <w:szCs w:val="22"/>
-                <w:color w:val="000000"/>
-              </w:rPr>
-              <w:t xml:space="preserve">3.6</w:t>
-            </w:r>
-          </w:p>
-        </w:tc>
-        <w:tc>
-          <w:tcPr>
-            <w:tcBorders>
-              <w:bottom w:val="single" w:sz="6" w:space="0" w:color="666666"/>
-              <w:top w:val="single" w:sz="6" w:space="0" w:color="666666"/>
-              <w:left w:val="single" w:sz="6" w:space="0" w:color="666666"/>
-              <w:right w:val="single" w:sz="6" w:space="0" w:color="666666"/>
-            </w:tcBorders>
-            <w:shd w:val="clear" w:color="auto" w:fill="FFFFFF"/>
-            <w:tcMar>
-              <w:top w:w="0" w:type="dxa"/>
-              <w:bottom w:w="0" w:type="dxa"/>
-              <w:left w:w="0" w:type="dxa"/>
-              <w:right w:w="0" w:type="dxa"/>
-            </w:tcMar>
-            <w:vAlign w:val="center"/>
-          </w:tcPr>
-          <w:p>
-            <w:pPr>
-              <w:pStyle w:val="Normal"/>
-              <w:jc w:val="right"/>
-              <w:pBdr>
-                <w:bottom w:val="none" w:sz="0" w:space="0" w:color="000000"/>
-                <w:top w:val="none" w:sz="0" w:space="0" w:color="000000"/>
-                <w:left w:val="none" w:sz="0" w:space="0" w:color="000000"/>
-                <w:right w:val="none" w:sz="0" w:space="0" w:color="000000"/>
-              </w:pBdr>
-              <w:spacing w:after="100" w:before="100" w:line="240"/>
-              <w:ind w:left="100" w:right="100" w:firstLine="0" w:firstLineChars="0"/>
-              <w:rPr>
-                <w:rFonts w:ascii="Arial" w:hAnsi="Arial" w:eastAsia="Arial" w:cs="Arial"/>
-                <w:i w:val="false"/>
-                <w:b w:val="false"/>
-                <w:u w:val="none"/>
-                <w:strike w:val="false"/>
-                <w:sz w:val="22"/>
-                <w:szCs w:val="22"/>
-                <w:color w:val="000000"/>
-              </w:rPr>
-            </w:pPr>
-            <w:r>
-              <w:rPr>
-                <w:rFonts w:ascii="Arial" w:hAnsi="Arial" w:eastAsia="Arial" w:cs="Arial"/>
-                <w:i w:val="false"/>
-                <w:b w:val="false"/>
-                <w:u w:val="none"/>
-                <w:strike w:val="false"/>
-                <w:sz w:val="22"/>
-                <w:szCs w:val="22"/>
-                <w:color w:val="000000"/>
-              </w:rPr>
-              <w:t xml:space="preserve">-2.2</w:t>
-            </w:r>
-          </w:p>
-        </w:tc>
-        <w:tc>
-          <w:tcPr>
-            <w:tcBorders>
-              <w:bottom w:val="single" w:sz="6" w:space="0" w:color="666666"/>
-              <w:top w:val="single" w:sz="6" w:space="0" w:color="666666"/>
-              <w:left w:val="single" w:sz="6" w:space="0" w:color="666666"/>
-              <w:right w:val="single" w:sz="6" w:space="0" w:color="666666"/>
-            </w:tcBorders>
-            <w:shd w:val="clear" w:color="auto" w:fill="FFFFFF"/>
-            <w:tcMar>
-              <w:top w:w="0" w:type="dxa"/>
-              <w:bottom w:w="0" w:type="dxa"/>
-              <w:left w:w="0" w:type="dxa"/>
-              <w:right w:w="0" w:type="dxa"/>
-            </w:tcMar>
-            <w:vAlign w:val="center"/>
-          </w:tcPr>
-          <w:p>
-            <w:pPr>
-              <w:pStyle w:val="Normal"/>
-              <w:jc w:val="right"/>
-              <w:pBdr>
-                <w:bottom w:val="none" w:sz="0" w:space="0" w:color="000000"/>
-                <w:top w:val="none" w:sz="0" w:space="0" w:color="000000"/>
-                <w:left w:val="none" w:sz="0" w:space="0" w:color="000000"/>
-                <w:right w:val="none" w:sz="0" w:space="0" w:color="000000"/>
-              </w:pBdr>
-              <w:spacing w:after="100" w:before="100" w:line="240"/>
-              <w:ind w:left="100" w:right="100" w:firstLine="0" w:firstLineChars="0"/>
-              <w:rPr>
-                <w:rFonts w:ascii="Arial" w:hAnsi="Arial" w:eastAsia="Arial" w:cs="Arial"/>
-                <w:i w:val="false"/>
-                <w:b w:val="false"/>
-                <w:u w:val="none"/>
-                <w:strike w:val="false"/>
-                <w:sz w:val="22"/>
-                <w:szCs w:val="22"/>
-                <w:color w:val="000000"/>
-              </w:rPr>
-            </w:pPr>
-            <w:r>
-              <w:rPr>
-                <w:rFonts w:ascii="Arial" w:hAnsi="Arial" w:eastAsia="Arial" w:cs="Arial"/>
-                <w:i w:val="false"/>
-                <w:b w:val="false"/>
-                <w:u w:val="none"/>
-                <w:strike w:val="false"/>
-                <w:sz w:val="22"/>
-                <w:szCs w:val="22"/>
-                <w:color w:val="000000"/>
-              </w:rPr>
-              <w:t xml:space="preserve">28.0</w:t>
-            </w:r>
-          </w:p>
-        </w:tc>
-        <w:tc>
-          <w:tcPr>
-            <w:tcBorders>
-              <w:bottom w:val="single" w:sz="6" w:space="0" w:color="666666"/>
-              <w:top w:val="single" w:sz="6" w:space="0" w:color="666666"/>
-              <w:left w:val="single" w:sz="6" w:space="0" w:color="666666"/>
-              <w:right w:val="single" w:sz="6" w:space="0" w:color="666666"/>
-            </w:tcBorders>
-            <w:shd w:val="clear" w:color="auto" w:fill="FFFFFF"/>
-            <w:tcMar>
-              <w:top w:w="0" w:type="dxa"/>
-              <w:bottom w:w="0" w:type="dxa"/>
-              <w:left w:w="0" w:type="dxa"/>
-              <w:right w:w="0" w:type="dxa"/>
-            </w:tcMar>
-            <w:vAlign w:val="center"/>
-          </w:tcPr>
-          <w:p>
-            <w:pPr>
-              <w:pStyle w:val="Normal"/>
-              <w:jc w:val="right"/>
-              <w:pBdr>
-                <w:bottom w:val="none" w:sz="0" w:space="0" w:color="000000"/>
-                <w:top w:val="none" w:sz="0" w:space="0" w:color="000000"/>
-                <w:left w:val="none" w:sz="0" w:space="0" w:color="000000"/>
-                <w:right w:val="none" w:sz="0" w:space="0" w:color="000000"/>
-              </w:pBdr>
-              <w:spacing w:after="100" w:before="100" w:line="240"/>
-              <w:ind w:left="100" w:right="100" w:firstLine="0" w:firstLineChars="0"/>
-              <w:rPr>
-                <w:rFonts w:ascii="Arial" w:hAnsi="Arial" w:eastAsia="Arial" w:cs="Arial"/>
-                <w:i w:val="false"/>
-                <w:b w:val="false"/>
-                <w:u w:val="none"/>
-                <w:strike w:val="false"/>
-                <w:sz w:val="22"/>
-                <w:szCs w:val="22"/>
-                <w:color w:val="000000"/>
-              </w:rPr>
-            </w:pPr>
-            <w:r>
-              <w:rPr>
-                <w:rFonts w:ascii="Arial" w:hAnsi="Arial" w:eastAsia="Arial" w:cs="Arial"/>
-                <w:i w:val="false"/>
-                <w:b w:val="false"/>
-                <w:u w:val="none"/>
-                <w:strike w:val="false"/>
-                <w:sz w:val="22"/>
-                <w:szCs w:val="22"/>
-                <w:color w:val="000000"/>
-              </w:rPr>
-              <w:t xml:space="preserve">14.1</w:t>
-            </w:r>
-          </w:p>
-        </w:tc>
-        <w:tc>
-          <w:tcPr>
-            <w:tcBorders>
-              <w:bottom w:val="single" w:sz="6" w:space="0" w:color="666666"/>
-              <w:top w:val="single" w:sz="6" w:space="0" w:color="666666"/>
-              <w:left w:val="single" w:sz="6" w:space="0" w:color="666666"/>
-              <w:right w:val="single" w:sz="6" w:space="0" w:color="666666"/>
-            </w:tcBorders>
-            <w:shd w:val="clear" w:color="auto" w:fill="FFFFFF"/>
-            <w:tcMar>
-              <w:top w:w="0" w:type="dxa"/>
-              <w:bottom w:w="0" w:type="dxa"/>
-              <w:left w:w="0" w:type="dxa"/>
-              <w:right w:w="0" w:type="dxa"/>
-            </w:tcMar>
-            <w:vAlign w:val="center"/>
-          </w:tcPr>
-          <w:p>
-            <w:pPr>
-              <w:pStyle w:val="Normal"/>
-              <w:jc w:val="right"/>
-              <w:pBdr>
-                <w:bottom w:val="none" w:sz="0" w:space="0" w:color="000000"/>
-                <w:top w:val="none" w:sz="0" w:space="0" w:color="000000"/>
-                <w:left w:val="none" w:sz="0" w:space="0" w:color="000000"/>
-                <w:right w:val="none" w:sz="0" w:space="0" w:color="000000"/>
-              </w:pBdr>
-              <w:spacing w:after="100" w:before="100" w:line="240"/>
-              <w:ind w:left="100" w:right="100" w:firstLine="0" w:firstLineChars="0"/>
-              <w:rPr>
-                <w:rFonts w:ascii="Arial" w:hAnsi="Arial" w:eastAsia="Arial" w:cs="Arial"/>
-                <w:i w:val="false"/>
-                <w:b w:val="false"/>
-                <w:u w:val="none"/>
-                <w:strike w:val="false"/>
-                <w:sz w:val="22"/>
-                <w:szCs w:val="22"/>
-                <w:color w:val="000000"/>
-              </w:rPr>
-            </w:pPr>
-            <w:r>
-              <w:rPr>
-                <w:rFonts w:ascii="Arial" w:hAnsi="Arial" w:eastAsia="Arial" w:cs="Arial"/>
-                <w:i w:val="false"/>
-                <w:b w:val="false"/>
-                <w:u w:val="none"/>
-                <w:strike w:val="false"/>
-                <w:sz w:val="22"/>
-                <w:szCs w:val="22"/>
-                <w:color w:val="000000"/>
-              </w:rPr>
-              <w:t xml:space="preserve">-1.8</w:t>
+              <w:t xml:space="preserve">5.3</w:t>
+            </w:r>
+          </w:p>
+        </w:tc>
+        <w:tc>
+          <w:tcPr>
+            <w:tcBorders>
+              <w:bottom w:val="single" w:sz="6" w:space="0" w:color="666666"/>
+              <w:top w:val="single" w:sz="6" w:space="0" w:color="666666"/>
+              <w:left w:val="single" w:sz="6" w:space="0" w:color="666666"/>
+              <w:right w:val="single" w:sz="6" w:space="0" w:color="666666"/>
+            </w:tcBorders>
+            <w:shd w:val="clear" w:color="auto" w:fill="FFFFFF"/>
+            <w:tcMar>
+              <w:top w:w="0" w:type="dxa"/>
+              <w:bottom w:w="0" w:type="dxa"/>
+              <w:left w:w="0" w:type="dxa"/>
+              <w:right w:w="0" w:type="dxa"/>
+            </w:tcMar>
+            <w:vAlign w:val="center"/>
+          </w:tcPr>
+          <w:p>
+            <w:pPr>
+              <w:pStyle w:val="Normal"/>
+              <w:jc w:val="right"/>
+              <w:pBdr>
+                <w:bottom w:val="none" w:sz="0" w:space="0" w:color="000000"/>
+                <w:top w:val="none" w:sz="0" w:space="0" w:color="000000"/>
+                <w:left w:val="none" w:sz="0" w:space="0" w:color="000000"/>
+                <w:right w:val="none" w:sz="0" w:space="0" w:color="000000"/>
+              </w:pBdr>
+              <w:spacing w:after="100" w:before="100" w:line="240"/>
+              <w:ind w:left="100" w:right="100" w:firstLine="0" w:firstLineChars="0"/>
+              <w:rPr>
+                <w:rFonts w:ascii="Arial" w:hAnsi="Arial" w:eastAsia="Arial" w:cs="Arial"/>
+                <w:i w:val="false"/>
+                <w:b w:val="false"/>
+                <w:u w:val="none"/>
+                <w:strike w:val="false"/>
+                <w:sz w:val="22"/>
+                <w:szCs w:val="22"/>
+                <w:color w:val="000000"/>
+              </w:rPr>
+            </w:pPr>
+            <w:r>
+              <w:rPr>
+                <w:rFonts w:ascii="Arial" w:hAnsi="Arial" w:eastAsia="Arial" w:cs="Arial"/>
+                <w:i w:val="false"/>
+                <w:b w:val="false"/>
+                <w:u w:val="none"/>
+                <w:strike w:val="false"/>
+                <w:sz w:val="22"/>
+                <w:szCs w:val="22"/>
+                <w:color w:val="000000"/>
+              </w:rPr>
+              <w:t xml:space="preserve">4.2</w:t>
+            </w:r>
+          </w:p>
+        </w:tc>
+        <w:tc>
+          <w:tcPr>
+            <w:tcBorders>
+              <w:bottom w:val="single" w:sz="6" w:space="0" w:color="666666"/>
+              <w:top w:val="single" w:sz="6" w:space="0" w:color="666666"/>
+              <w:left w:val="single" w:sz="6" w:space="0" w:color="666666"/>
+              <w:right w:val="single" w:sz="6" w:space="0" w:color="666666"/>
+            </w:tcBorders>
+            <w:shd w:val="clear" w:color="auto" w:fill="FFFFFF"/>
+            <w:tcMar>
+              <w:top w:w="0" w:type="dxa"/>
+              <w:bottom w:w="0" w:type="dxa"/>
+              <w:left w:w="0" w:type="dxa"/>
+              <w:right w:w="0" w:type="dxa"/>
+            </w:tcMar>
+            <w:vAlign w:val="center"/>
+          </w:tcPr>
+          <w:p>
+            <w:pPr>
+              <w:pStyle w:val="Normal"/>
+              <w:jc w:val="right"/>
+              <w:pBdr>
+                <w:bottom w:val="none" w:sz="0" w:space="0" w:color="000000"/>
+                <w:top w:val="none" w:sz="0" w:space="0" w:color="000000"/>
+                <w:left w:val="none" w:sz="0" w:space="0" w:color="000000"/>
+                <w:right w:val="none" w:sz="0" w:space="0" w:color="000000"/>
+              </w:pBdr>
+              <w:spacing w:after="100" w:before="100" w:line="240"/>
+              <w:ind w:left="100" w:right="100" w:firstLine="0" w:firstLineChars="0"/>
+              <w:rPr>
+                <w:rFonts w:ascii="Arial" w:hAnsi="Arial" w:eastAsia="Arial" w:cs="Arial"/>
+                <w:i w:val="false"/>
+                <w:b w:val="false"/>
+                <w:u w:val="none"/>
+                <w:strike w:val="false"/>
+                <w:sz w:val="22"/>
+                <w:szCs w:val="22"/>
+                <w:color w:val="000000"/>
+              </w:rPr>
+            </w:pPr>
+            <w:r>
+              <w:rPr>
+                <w:rFonts w:ascii="Arial" w:hAnsi="Arial" w:eastAsia="Arial" w:cs="Arial"/>
+                <w:i w:val="false"/>
+                <w:b w:val="false"/>
+                <w:u w:val="none"/>
+                <w:strike w:val="false"/>
+                <w:sz w:val="22"/>
+                <w:szCs w:val="22"/>
+                <w:color w:val="000000"/>
+              </w:rPr>
+              <w:t xml:space="preserve">-1.6</w:t>
+            </w:r>
+          </w:p>
+        </w:tc>
+        <w:tc>
+          <w:tcPr>
+            <w:tcBorders>
+              <w:bottom w:val="single" w:sz="6" w:space="0" w:color="666666"/>
+              <w:top w:val="single" w:sz="6" w:space="0" w:color="666666"/>
+              <w:left w:val="single" w:sz="6" w:space="0" w:color="666666"/>
+              <w:right w:val="single" w:sz="6" w:space="0" w:color="666666"/>
+            </w:tcBorders>
+            <w:shd w:val="clear" w:color="auto" w:fill="FFFFFF"/>
+            <w:tcMar>
+              <w:top w:w="0" w:type="dxa"/>
+              <w:bottom w:w="0" w:type="dxa"/>
+              <w:left w:w="0" w:type="dxa"/>
+              <w:right w:w="0" w:type="dxa"/>
+            </w:tcMar>
+            <w:vAlign w:val="center"/>
+          </w:tcPr>
+          <w:p>
+            <w:pPr>
+              <w:pStyle w:val="Normal"/>
+              <w:jc w:val="right"/>
+              <w:pBdr>
+                <w:bottom w:val="none" w:sz="0" w:space="0" w:color="000000"/>
+                <w:top w:val="none" w:sz="0" w:space="0" w:color="000000"/>
+                <w:left w:val="none" w:sz="0" w:space="0" w:color="000000"/>
+                <w:right w:val="none" w:sz="0" w:space="0" w:color="000000"/>
+              </w:pBdr>
+              <w:spacing w:after="100" w:before="100" w:line="240"/>
+              <w:ind w:left="100" w:right="100" w:firstLine="0" w:firstLineChars="0"/>
+              <w:rPr>
+                <w:rFonts w:ascii="Arial" w:hAnsi="Arial" w:eastAsia="Arial" w:cs="Arial"/>
+                <w:i w:val="false"/>
+                <w:b w:val="false"/>
+                <w:u w:val="none"/>
+                <w:strike w:val="false"/>
+                <w:sz w:val="22"/>
+                <w:szCs w:val="22"/>
+                <w:color w:val="000000"/>
+              </w:rPr>
+            </w:pPr>
+            <w:r>
+              <w:rPr>
+                <w:rFonts w:ascii="Arial" w:hAnsi="Arial" w:eastAsia="Arial" w:cs="Arial"/>
+                <w:i w:val="false"/>
+                <w:b w:val="false"/>
+                <w:u w:val="none"/>
+                <w:strike w:val="false"/>
+                <w:sz w:val="22"/>
+                <w:szCs w:val="22"/>
+                <w:color w:val="000000"/>
+              </w:rPr>
+              <w:t xml:space="preserve">27.1</w:t>
+            </w:r>
+          </w:p>
+        </w:tc>
+        <w:tc>
+          <w:tcPr>
+            <w:tcBorders>
+              <w:bottom w:val="single" w:sz="6" w:space="0" w:color="666666"/>
+              <w:top w:val="single" w:sz="6" w:space="0" w:color="666666"/>
+              <w:left w:val="single" w:sz="6" w:space="0" w:color="666666"/>
+              <w:right w:val="single" w:sz="6" w:space="0" w:color="666666"/>
+            </w:tcBorders>
+            <w:shd w:val="clear" w:color="auto" w:fill="FFFFFF"/>
+            <w:tcMar>
+              <w:top w:w="0" w:type="dxa"/>
+              <w:bottom w:w="0" w:type="dxa"/>
+              <w:left w:w="0" w:type="dxa"/>
+              <w:right w:w="0" w:type="dxa"/>
+            </w:tcMar>
+            <w:vAlign w:val="center"/>
+          </w:tcPr>
+          <w:p>
+            <w:pPr>
+              <w:pStyle w:val="Normal"/>
+              <w:jc w:val="right"/>
+              <w:pBdr>
+                <w:bottom w:val="none" w:sz="0" w:space="0" w:color="000000"/>
+                <w:top w:val="none" w:sz="0" w:space="0" w:color="000000"/>
+                <w:left w:val="none" w:sz="0" w:space="0" w:color="000000"/>
+                <w:right w:val="none" w:sz="0" w:space="0" w:color="000000"/>
+              </w:pBdr>
+              <w:spacing w:after="100" w:before="100" w:line="240"/>
+              <w:ind w:left="100" w:right="100" w:firstLine="0" w:firstLineChars="0"/>
+              <w:rPr>
+                <w:rFonts w:ascii="Arial" w:hAnsi="Arial" w:eastAsia="Arial" w:cs="Arial"/>
+                <w:i w:val="false"/>
+                <w:b w:val="false"/>
+                <w:u w:val="none"/>
+                <w:strike w:val="false"/>
+                <w:sz w:val="22"/>
+                <w:szCs w:val="22"/>
+                <w:color w:val="000000"/>
+              </w:rPr>
+            </w:pPr>
+            <w:r>
+              <w:rPr>
+                <w:rFonts w:ascii="Arial" w:hAnsi="Arial" w:eastAsia="Arial" w:cs="Arial"/>
+                <w:i w:val="false"/>
+                <w:b w:val="false"/>
+                <w:u w:val="none"/>
+                <w:strike w:val="false"/>
+                <w:sz w:val="22"/>
+                <w:szCs w:val="22"/>
+                <w:color w:val="000000"/>
+              </w:rPr>
+              <w:t xml:space="preserve">12.8</w:t>
+            </w:r>
+          </w:p>
+        </w:tc>
+        <w:tc>
+          <w:tcPr>
+            <w:tcBorders>
+              <w:bottom w:val="single" w:sz="6" w:space="0" w:color="666666"/>
+              <w:top w:val="single" w:sz="6" w:space="0" w:color="666666"/>
+              <w:left w:val="single" w:sz="6" w:space="0" w:color="666666"/>
+              <w:right w:val="single" w:sz="6" w:space="0" w:color="666666"/>
+            </w:tcBorders>
+            <w:shd w:val="clear" w:color="auto" w:fill="FFFFFF"/>
+            <w:tcMar>
+              <w:top w:w="0" w:type="dxa"/>
+              <w:bottom w:w="0" w:type="dxa"/>
+              <w:left w:w="0" w:type="dxa"/>
+              <w:right w:w="0" w:type="dxa"/>
+            </w:tcMar>
+            <w:vAlign w:val="center"/>
+          </w:tcPr>
+          <w:p>
+            <w:pPr>
+              <w:pStyle w:val="Normal"/>
+              <w:jc w:val="right"/>
+              <w:pBdr>
+                <w:bottom w:val="none" w:sz="0" w:space="0" w:color="000000"/>
+                <w:top w:val="none" w:sz="0" w:space="0" w:color="000000"/>
+                <w:left w:val="none" w:sz="0" w:space="0" w:color="000000"/>
+                <w:right w:val="none" w:sz="0" w:space="0" w:color="000000"/>
+              </w:pBdr>
+              <w:spacing w:after="100" w:before="100" w:line="240"/>
+              <w:ind w:left="100" w:right="100" w:firstLine="0" w:firstLineChars="0"/>
+              <w:rPr>
+                <w:rFonts w:ascii="Arial" w:hAnsi="Arial" w:eastAsia="Arial" w:cs="Arial"/>
+                <w:i w:val="false"/>
+                <w:b w:val="false"/>
+                <w:u w:val="none"/>
+                <w:strike w:val="false"/>
+                <w:sz w:val="22"/>
+                <w:szCs w:val="22"/>
+                <w:color w:val="000000"/>
+              </w:rPr>
+            </w:pPr>
+            <w:r>
+              <w:rPr>
+                <w:rFonts w:ascii="Arial" w:hAnsi="Arial" w:eastAsia="Arial" w:cs="Arial"/>
+                <w:i w:val="false"/>
+                <w:b w:val="false"/>
+                <w:u w:val="none"/>
+                <w:strike w:val="false"/>
+                <w:sz w:val="22"/>
+                <w:szCs w:val="22"/>
+                <w:color w:val="000000"/>
+              </w:rPr>
+              <w:t xml:space="preserve">-2.3</w:t>
             </w:r>
           </w:p>
         </w:tc>
@@ -2906,337 +2906,337 @@
                 <w:szCs w:val="22"/>
                 <w:color w:val="000000"/>
               </w:rPr>
-              <w:t xml:space="preserve">4.8</w:t>
-            </w:r>
-          </w:p>
-        </w:tc>
-        <w:tc>
-          <w:tcPr>
-            <w:tcBorders>
-              <w:bottom w:val="single" w:sz="6" w:space="0" w:color="666666"/>
-              <w:top w:val="single" w:sz="6" w:space="0" w:color="666666"/>
-              <w:left w:val="single" w:sz="6" w:space="0" w:color="666666"/>
-              <w:right w:val="single" w:sz="6" w:space="0" w:color="666666"/>
-            </w:tcBorders>
-            <w:shd w:val="clear" w:color="auto" w:fill="FFFFFF"/>
-            <w:tcMar>
-              <w:top w:w="0" w:type="dxa"/>
-              <w:bottom w:w="0" w:type="dxa"/>
-              <w:left w:w="0" w:type="dxa"/>
-              <w:right w:w="0" w:type="dxa"/>
-            </w:tcMar>
-            <w:vAlign w:val="center"/>
-          </w:tcPr>
-          <w:p>
-            <w:pPr>
-              <w:pStyle w:val="Normal"/>
-              <w:jc w:val="right"/>
-              <w:pBdr>
-                <w:bottom w:val="none" w:sz="0" w:space="0" w:color="000000"/>
-                <w:top w:val="none" w:sz="0" w:space="0" w:color="000000"/>
-                <w:left w:val="none" w:sz="0" w:space="0" w:color="000000"/>
-                <w:right w:val="none" w:sz="0" w:space="0" w:color="000000"/>
-              </w:pBdr>
-              <w:spacing w:after="100" w:before="100" w:line="240"/>
-              <w:ind w:left="100" w:right="100" w:firstLine="0" w:firstLineChars="0"/>
-              <w:rPr>
-                <w:rFonts w:ascii="Arial" w:hAnsi="Arial" w:eastAsia="Arial" w:cs="Arial"/>
-                <w:i w:val="false"/>
-                <w:b w:val="false"/>
-                <w:u w:val="none"/>
-                <w:strike w:val="false"/>
-                <w:sz w:val="22"/>
-                <w:szCs w:val="22"/>
-                <w:color w:val="000000"/>
-              </w:rPr>
-            </w:pPr>
-            <w:r>
-              <w:rPr>
-                <w:rFonts w:ascii="Arial" w:hAnsi="Arial" w:eastAsia="Arial" w:cs="Arial"/>
-                <w:i w:val="false"/>
-                <w:b w:val="false"/>
-                <w:u w:val="none"/>
-                <w:strike w:val="false"/>
-                <w:sz w:val="22"/>
-                <w:szCs w:val="22"/>
-                <w:color w:val="000000"/>
-              </w:rPr>
-              <w:t xml:space="preserve">3.3</w:t>
-            </w:r>
-          </w:p>
-        </w:tc>
-        <w:tc>
-          <w:tcPr>
-            <w:tcBorders>
-              <w:bottom w:val="single" w:sz="6" w:space="0" w:color="666666"/>
-              <w:top w:val="single" w:sz="6" w:space="0" w:color="666666"/>
-              <w:left w:val="single" w:sz="6" w:space="0" w:color="666666"/>
-              <w:right w:val="single" w:sz="6" w:space="0" w:color="666666"/>
-            </w:tcBorders>
-            <w:shd w:val="clear" w:color="auto" w:fill="FFFFFF"/>
-            <w:tcMar>
-              <w:top w:w="0" w:type="dxa"/>
-              <w:bottom w:w="0" w:type="dxa"/>
-              <w:left w:w="0" w:type="dxa"/>
-              <w:right w:w="0" w:type="dxa"/>
-            </w:tcMar>
-            <w:vAlign w:val="center"/>
-          </w:tcPr>
-          <w:p>
-            <w:pPr>
-              <w:pStyle w:val="Normal"/>
-              <w:jc w:val="right"/>
-              <w:pBdr>
-                <w:bottom w:val="none" w:sz="0" w:space="0" w:color="000000"/>
-                <w:top w:val="none" w:sz="0" w:space="0" w:color="000000"/>
-                <w:left w:val="none" w:sz="0" w:space="0" w:color="000000"/>
-                <w:right w:val="none" w:sz="0" w:space="0" w:color="000000"/>
-              </w:pBdr>
-              <w:spacing w:after="100" w:before="100" w:line="240"/>
-              <w:ind w:left="100" w:right="100" w:firstLine="0" w:firstLineChars="0"/>
-              <w:rPr>
-                <w:rFonts w:ascii="Arial" w:hAnsi="Arial" w:eastAsia="Arial" w:cs="Arial"/>
-                <w:i w:val="false"/>
-                <w:b w:val="false"/>
-                <w:u w:val="none"/>
-                <w:strike w:val="false"/>
-                <w:sz w:val="22"/>
-                <w:szCs w:val="22"/>
-                <w:color w:val="000000"/>
-              </w:rPr>
-            </w:pPr>
-            <w:r>
-              <w:rPr>
-                <w:rFonts w:ascii="Arial" w:hAnsi="Arial" w:eastAsia="Arial" w:cs="Arial"/>
-                <w:i w:val="false"/>
-                <w:b w:val="false"/>
-                <w:u w:val="none"/>
-                <w:strike w:val="false"/>
-                <w:sz w:val="22"/>
-                <w:szCs w:val="22"/>
-                <w:color w:val="000000"/>
-              </w:rPr>
-              <w:t xml:space="preserve">-1.7</w:t>
-            </w:r>
-          </w:p>
-        </w:tc>
-        <w:tc>
-          <w:tcPr>
-            <w:tcBorders>
-              <w:bottom w:val="single" w:sz="6" w:space="0" w:color="666666"/>
-              <w:top w:val="single" w:sz="6" w:space="0" w:color="666666"/>
-              <w:left w:val="single" w:sz="6" w:space="0" w:color="666666"/>
-              <w:right w:val="single" w:sz="6" w:space="0" w:color="666666"/>
-            </w:tcBorders>
-            <w:shd w:val="clear" w:color="auto" w:fill="FFFFFF"/>
-            <w:tcMar>
-              <w:top w:w="0" w:type="dxa"/>
-              <w:bottom w:w="0" w:type="dxa"/>
-              <w:left w:w="0" w:type="dxa"/>
-              <w:right w:w="0" w:type="dxa"/>
-            </w:tcMar>
-            <w:vAlign w:val="center"/>
-          </w:tcPr>
-          <w:p>
-            <w:pPr>
-              <w:pStyle w:val="Normal"/>
-              <w:jc w:val="right"/>
-              <w:pBdr>
-                <w:bottom w:val="none" w:sz="0" w:space="0" w:color="000000"/>
-                <w:top w:val="none" w:sz="0" w:space="0" w:color="000000"/>
-                <w:left w:val="none" w:sz="0" w:space="0" w:color="000000"/>
-                <w:right w:val="none" w:sz="0" w:space="0" w:color="000000"/>
-              </w:pBdr>
-              <w:spacing w:after="100" w:before="100" w:line="240"/>
-              <w:ind w:left="100" w:right="100" w:firstLine="0" w:firstLineChars="0"/>
-              <w:rPr>
-                <w:rFonts w:ascii="Arial" w:hAnsi="Arial" w:eastAsia="Arial" w:cs="Arial"/>
-                <w:i w:val="false"/>
-                <w:b w:val="false"/>
-                <w:u w:val="none"/>
-                <w:strike w:val="false"/>
-                <w:sz w:val="22"/>
-                <w:szCs w:val="22"/>
-                <w:color w:val="000000"/>
-              </w:rPr>
-            </w:pPr>
-            <w:r>
-              <w:rPr>
-                <w:rFonts w:ascii="Arial" w:hAnsi="Arial" w:eastAsia="Arial" w:cs="Arial"/>
-                <w:i w:val="false"/>
-                <w:b w:val="false"/>
-                <w:u w:val="none"/>
-                <w:strike w:val="false"/>
-                <w:sz w:val="22"/>
-                <w:szCs w:val="22"/>
-                <w:color w:val="000000"/>
-              </w:rPr>
-              <w:t xml:space="preserve">28.2</w:t>
-            </w:r>
-          </w:p>
-        </w:tc>
-        <w:tc>
-          <w:tcPr>
-            <w:tcBorders>
-              <w:bottom w:val="single" w:sz="6" w:space="0" w:color="666666"/>
-              <w:top w:val="single" w:sz="6" w:space="0" w:color="666666"/>
-              <w:left w:val="single" w:sz="6" w:space="0" w:color="666666"/>
-              <w:right w:val="single" w:sz="6" w:space="0" w:color="666666"/>
-            </w:tcBorders>
-            <w:shd w:val="clear" w:color="auto" w:fill="FFFFFF"/>
-            <w:tcMar>
-              <w:top w:w="0" w:type="dxa"/>
-              <w:bottom w:w="0" w:type="dxa"/>
-              <w:left w:w="0" w:type="dxa"/>
-              <w:right w:w="0" w:type="dxa"/>
-            </w:tcMar>
-            <w:vAlign w:val="center"/>
-          </w:tcPr>
-          <w:p>
-            <w:pPr>
-              <w:pStyle w:val="Normal"/>
-              <w:jc w:val="right"/>
-              <w:pBdr>
-                <w:bottom w:val="none" w:sz="0" w:space="0" w:color="000000"/>
-                <w:top w:val="none" w:sz="0" w:space="0" w:color="000000"/>
-                <w:left w:val="none" w:sz="0" w:space="0" w:color="000000"/>
-                <w:right w:val="none" w:sz="0" w:space="0" w:color="000000"/>
-              </w:pBdr>
-              <w:spacing w:after="100" w:before="100" w:line="240"/>
-              <w:ind w:left="100" w:right="100" w:firstLine="0" w:firstLineChars="0"/>
-              <w:rPr>
-                <w:rFonts w:ascii="Arial" w:hAnsi="Arial" w:eastAsia="Arial" w:cs="Arial"/>
-                <w:i w:val="false"/>
-                <w:b w:val="false"/>
-                <w:u w:val="none"/>
-                <w:strike w:val="false"/>
-                <w:sz w:val="22"/>
-                <w:szCs w:val="22"/>
-                <w:color w:val="000000"/>
-              </w:rPr>
-            </w:pPr>
-            <w:r>
-              <w:rPr>
-                <w:rFonts w:ascii="Arial" w:hAnsi="Arial" w:eastAsia="Arial" w:cs="Arial"/>
-                <w:i w:val="false"/>
-                <w:b w:val="false"/>
-                <w:u w:val="none"/>
-                <w:strike w:val="false"/>
-                <w:sz w:val="22"/>
-                <w:szCs w:val="22"/>
-                <w:color w:val="000000"/>
-              </w:rPr>
-              <w:t xml:space="preserve">14.2</w:t>
-            </w:r>
-          </w:p>
-        </w:tc>
-        <w:tc>
-          <w:tcPr>
-            <w:tcBorders>
-              <w:bottom w:val="single" w:sz="6" w:space="0" w:color="666666"/>
-              <w:top w:val="single" w:sz="6" w:space="0" w:color="666666"/>
-              <w:left w:val="single" w:sz="6" w:space="0" w:color="666666"/>
-              <w:right w:val="single" w:sz="6" w:space="0" w:color="666666"/>
-            </w:tcBorders>
-            <w:shd w:val="clear" w:color="auto" w:fill="FFFFFF"/>
-            <w:tcMar>
-              <w:top w:w="0" w:type="dxa"/>
-              <w:bottom w:w="0" w:type="dxa"/>
-              <w:left w:w="0" w:type="dxa"/>
-              <w:right w:w="0" w:type="dxa"/>
-            </w:tcMar>
-            <w:vAlign w:val="center"/>
-          </w:tcPr>
-          <w:p>
-            <w:pPr>
-              <w:pStyle w:val="Normal"/>
-              <w:jc w:val="right"/>
-              <w:pBdr>
-                <w:bottom w:val="none" w:sz="0" w:space="0" w:color="000000"/>
-                <w:top w:val="none" w:sz="0" w:space="0" w:color="000000"/>
-                <w:left w:val="none" w:sz="0" w:space="0" w:color="000000"/>
-                <w:right w:val="none" w:sz="0" w:space="0" w:color="000000"/>
-              </w:pBdr>
-              <w:spacing w:after="100" w:before="100" w:line="240"/>
-              <w:ind w:left="100" w:right="100" w:firstLine="0" w:firstLineChars="0"/>
-              <w:rPr>
-                <w:rFonts w:ascii="Arial" w:hAnsi="Arial" w:eastAsia="Arial" w:cs="Arial"/>
-                <w:i w:val="false"/>
-                <w:b w:val="false"/>
-                <w:u w:val="none"/>
-                <w:strike w:val="false"/>
-                <w:sz w:val="22"/>
-                <w:szCs w:val="22"/>
-                <w:color w:val="000000"/>
-              </w:rPr>
-            </w:pPr>
-            <w:r>
-              <w:rPr>
-                <w:rFonts w:ascii="Arial" w:hAnsi="Arial" w:eastAsia="Arial" w:cs="Arial"/>
-                <w:i w:val="false"/>
-                <w:b w:val="false"/>
-                <w:u w:val="none"/>
-                <w:strike w:val="false"/>
-                <w:sz w:val="22"/>
-                <w:szCs w:val="22"/>
-                <w:color w:val="000000"/>
-              </w:rPr>
-              <w:t xml:space="preserve">-1.9</w:t>
-            </w:r>
-          </w:p>
-        </w:tc>
-        <w:tc>
-          <w:tcPr>
-            <w:tcBorders>
-              <w:bottom w:val="single" w:sz="6" w:space="0" w:color="666666"/>
-              <w:top w:val="single" w:sz="6" w:space="0" w:color="666666"/>
-              <w:left w:val="single" w:sz="6" w:space="0" w:color="666666"/>
-              <w:right w:val="single" w:sz="6" w:space="0" w:color="666666"/>
-            </w:tcBorders>
-            <w:shd w:val="clear" w:color="auto" w:fill="FFFFFF"/>
-            <w:tcMar>
-              <w:top w:w="0" w:type="dxa"/>
-              <w:bottom w:w="0" w:type="dxa"/>
-              <w:left w:w="0" w:type="dxa"/>
-              <w:right w:w="0" w:type="dxa"/>
-            </w:tcMar>
-            <w:vAlign w:val="center"/>
-          </w:tcPr>
-          <w:p>
-            <w:pPr>
-              <w:pStyle w:val="Normal"/>
-              <w:jc w:val="right"/>
-              <w:pBdr>
-                <w:bottom w:val="none" w:sz="0" w:space="0" w:color="000000"/>
-                <w:top w:val="none" w:sz="0" w:space="0" w:color="000000"/>
-                <w:left w:val="none" w:sz="0" w:space="0" w:color="000000"/>
-                <w:right w:val="none" w:sz="0" w:space="0" w:color="000000"/>
-              </w:pBdr>
-              <w:spacing w:after="100" w:before="100" w:line="240"/>
-              <w:ind w:left="100" w:right="100" w:firstLine="0" w:firstLineChars="0"/>
-              <w:rPr>
-                <w:rFonts w:ascii="Arial" w:hAnsi="Arial" w:eastAsia="Arial" w:cs="Arial"/>
-                <w:i w:val="false"/>
-                <w:b w:val="false"/>
-                <w:u w:val="none"/>
-                <w:strike w:val="false"/>
-                <w:sz w:val="22"/>
-                <w:szCs w:val="22"/>
-                <w:color w:val="000000"/>
-              </w:rPr>
-            </w:pPr>
-            <w:r>
-              <w:rPr>
-                <w:rFonts w:ascii="Arial" w:hAnsi="Arial" w:eastAsia="Arial" w:cs="Arial"/>
-                <w:i w:val="false"/>
-                <w:b w:val="false"/>
-                <w:u w:val="none"/>
-                <w:strike w:val="false"/>
-                <w:sz w:val="22"/>
-                <w:szCs w:val="22"/>
-                <w:color w:val="000000"/>
-              </w:rPr>
-              <w:t xml:space="preserve">35.8</w:t>
+              <w:t xml:space="preserve">4.2</w:t>
+            </w:r>
+          </w:p>
+        </w:tc>
+        <w:tc>
+          <w:tcPr>
+            <w:tcBorders>
+              <w:bottom w:val="single" w:sz="6" w:space="0" w:color="666666"/>
+              <w:top w:val="single" w:sz="6" w:space="0" w:color="666666"/>
+              <w:left w:val="single" w:sz="6" w:space="0" w:color="666666"/>
+              <w:right w:val="single" w:sz="6" w:space="0" w:color="666666"/>
+            </w:tcBorders>
+            <w:shd w:val="clear" w:color="auto" w:fill="FFFFFF"/>
+            <w:tcMar>
+              <w:top w:w="0" w:type="dxa"/>
+              <w:bottom w:w="0" w:type="dxa"/>
+              <w:left w:w="0" w:type="dxa"/>
+              <w:right w:w="0" w:type="dxa"/>
+            </w:tcMar>
+            <w:vAlign w:val="center"/>
+          </w:tcPr>
+          <w:p>
+            <w:pPr>
+              <w:pStyle w:val="Normal"/>
+              <w:jc w:val="right"/>
+              <w:pBdr>
+                <w:bottom w:val="none" w:sz="0" w:space="0" w:color="000000"/>
+                <w:top w:val="none" w:sz="0" w:space="0" w:color="000000"/>
+                <w:left w:val="none" w:sz="0" w:space="0" w:color="000000"/>
+                <w:right w:val="none" w:sz="0" w:space="0" w:color="000000"/>
+              </w:pBdr>
+              <w:spacing w:after="100" w:before="100" w:line="240"/>
+              <w:ind w:left="100" w:right="100" w:firstLine="0" w:firstLineChars="0"/>
+              <w:rPr>
+                <w:rFonts w:ascii="Arial" w:hAnsi="Arial" w:eastAsia="Arial" w:cs="Arial"/>
+                <w:i w:val="false"/>
+                <w:b w:val="false"/>
+                <w:u w:val="none"/>
+                <w:strike w:val="false"/>
+                <w:sz w:val="22"/>
+                <w:szCs w:val="22"/>
+                <w:color w:val="000000"/>
+              </w:rPr>
+            </w:pPr>
+            <w:r>
+              <w:rPr>
+                <w:rFonts w:ascii="Arial" w:hAnsi="Arial" w:eastAsia="Arial" w:cs="Arial"/>
+                <w:i w:val="false"/>
+                <w:b w:val="false"/>
+                <w:u w:val="none"/>
+                <w:strike w:val="false"/>
+                <w:sz w:val="22"/>
+                <w:szCs w:val="22"/>
+                <w:color w:val="000000"/>
+              </w:rPr>
+              <w:t xml:space="preserve">3.7</w:t>
+            </w:r>
+          </w:p>
+        </w:tc>
+        <w:tc>
+          <w:tcPr>
+            <w:tcBorders>
+              <w:bottom w:val="single" w:sz="6" w:space="0" w:color="666666"/>
+              <w:top w:val="single" w:sz="6" w:space="0" w:color="666666"/>
+              <w:left w:val="single" w:sz="6" w:space="0" w:color="666666"/>
+              <w:right w:val="single" w:sz="6" w:space="0" w:color="666666"/>
+            </w:tcBorders>
+            <w:shd w:val="clear" w:color="auto" w:fill="FFFFFF"/>
+            <w:tcMar>
+              <w:top w:w="0" w:type="dxa"/>
+              <w:bottom w:w="0" w:type="dxa"/>
+              <w:left w:w="0" w:type="dxa"/>
+              <w:right w:w="0" w:type="dxa"/>
+            </w:tcMar>
+            <w:vAlign w:val="center"/>
+          </w:tcPr>
+          <w:p>
+            <w:pPr>
+              <w:pStyle w:val="Normal"/>
+              <w:jc w:val="right"/>
+              <w:pBdr>
+                <w:bottom w:val="none" w:sz="0" w:space="0" w:color="000000"/>
+                <w:top w:val="none" w:sz="0" w:space="0" w:color="000000"/>
+                <w:left w:val="none" w:sz="0" w:space="0" w:color="000000"/>
+                <w:right w:val="none" w:sz="0" w:space="0" w:color="000000"/>
+              </w:pBdr>
+              <w:spacing w:after="100" w:before="100" w:line="240"/>
+              <w:ind w:left="100" w:right="100" w:firstLine="0" w:firstLineChars="0"/>
+              <w:rPr>
+                <w:rFonts w:ascii="Arial" w:hAnsi="Arial" w:eastAsia="Arial" w:cs="Arial"/>
+                <w:i w:val="false"/>
+                <w:b w:val="false"/>
+                <w:u w:val="none"/>
+                <w:strike w:val="false"/>
+                <w:sz w:val="22"/>
+                <w:szCs w:val="22"/>
+                <w:color w:val="000000"/>
+              </w:rPr>
+            </w:pPr>
+            <w:r>
+              <w:rPr>
+                <w:rFonts w:ascii="Arial" w:hAnsi="Arial" w:eastAsia="Arial" w:cs="Arial"/>
+                <w:i w:val="false"/>
+                <w:b w:val="false"/>
+                <w:u w:val="none"/>
+                <w:strike w:val="false"/>
+                <w:sz w:val="22"/>
+                <w:szCs w:val="22"/>
+                <w:color w:val="000000"/>
+              </w:rPr>
+              <w:t xml:space="preserve">-1.1</w:t>
+            </w:r>
+          </w:p>
+        </w:tc>
+        <w:tc>
+          <w:tcPr>
+            <w:tcBorders>
+              <w:bottom w:val="single" w:sz="6" w:space="0" w:color="666666"/>
+              <w:top w:val="single" w:sz="6" w:space="0" w:color="666666"/>
+              <w:left w:val="single" w:sz="6" w:space="0" w:color="666666"/>
+              <w:right w:val="single" w:sz="6" w:space="0" w:color="666666"/>
+            </w:tcBorders>
+            <w:shd w:val="clear" w:color="auto" w:fill="FFFFFF"/>
+            <w:tcMar>
+              <w:top w:w="0" w:type="dxa"/>
+              <w:bottom w:w="0" w:type="dxa"/>
+              <w:left w:w="0" w:type="dxa"/>
+              <w:right w:w="0" w:type="dxa"/>
+            </w:tcMar>
+            <w:vAlign w:val="center"/>
+          </w:tcPr>
+          <w:p>
+            <w:pPr>
+              <w:pStyle w:val="Normal"/>
+              <w:jc w:val="right"/>
+              <w:pBdr>
+                <w:bottom w:val="none" w:sz="0" w:space="0" w:color="000000"/>
+                <w:top w:val="none" w:sz="0" w:space="0" w:color="000000"/>
+                <w:left w:val="none" w:sz="0" w:space="0" w:color="000000"/>
+                <w:right w:val="none" w:sz="0" w:space="0" w:color="000000"/>
+              </w:pBdr>
+              <w:spacing w:after="100" w:before="100" w:line="240"/>
+              <w:ind w:left="100" w:right="100" w:firstLine="0" w:firstLineChars="0"/>
+              <w:rPr>
+                <w:rFonts w:ascii="Arial" w:hAnsi="Arial" w:eastAsia="Arial" w:cs="Arial"/>
+                <w:i w:val="false"/>
+                <w:b w:val="false"/>
+                <w:u w:val="none"/>
+                <w:strike w:val="false"/>
+                <w:sz w:val="22"/>
+                <w:szCs w:val="22"/>
+                <w:color w:val="000000"/>
+              </w:rPr>
+            </w:pPr>
+            <w:r>
+              <w:rPr>
+                <w:rFonts w:ascii="Arial" w:hAnsi="Arial" w:eastAsia="Arial" w:cs="Arial"/>
+                <w:i w:val="false"/>
+                <w:b w:val="false"/>
+                <w:u w:val="none"/>
+                <w:strike w:val="false"/>
+                <w:sz w:val="22"/>
+                <w:szCs w:val="22"/>
+                <w:color w:val="000000"/>
+              </w:rPr>
+              <w:t xml:space="preserve">27.4</w:t>
+            </w:r>
+          </w:p>
+        </w:tc>
+        <w:tc>
+          <w:tcPr>
+            <w:tcBorders>
+              <w:bottom w:val="single" w:sz="6" w:space="0" w:color="666666"/>
+              <w:top w:val="single" w:sz="6" w:space="0" w:color="666666"/>
+              <w:left w:val="single" w:sz="6" w:space="0" w:color="666666"/>
+              <w:right w:val="single" w:sz="6" w:space="0" w:color="666666"/>
+            </w:tcBorders>
+            <w:shd w:val="clear" w:color="auto" w:fill="FFFFFF"/>
+            <w:tcMar>
+              <w:top w:w="0" w:type="dxa"/>
+              <w:bottom w:w="0" w:type="dxa"/>
+              <w:left w:w="0" w:type="dxa"/>
+              <w:right w:w="0" w:type="dxa"/>
+            </w:tcMar>
+            <w:vAlign w:val="center"/>
+          </w:tcPr>
+          <w:p>
+            <w:pPr>
+              <w:pStyle w:val="Normal"/>
+              <w:jc w:val="right"/>
+              <w:pBdr>
+                <w:bottom w:val="none" w:sz="0" w:space="0" w:color="000000"/>
+                <w:top w:val="none" w:sz="0" w:space="0" w:color="000000"/>
+                <w:left w:val="none" w:sz="0" w:space="0" w:color="000000"/>
+                <w:right w:val="none" w:sz="0" w:space="0" w:color="000000"/>
+              </w:pBdr>
+              <w:spacing w:after="100" w:before="100" w:line="240"/>
+              <w:ind w:left="100" w:right="100" w:firstLine="0" w:firstLineChars="0"/>
+              <w:rPr>
+                <w:rFonts w:ascii="Arial" w:hAnsi="Arial" w:eastAsia="Arial" w:cs="Arial"/>
+                <w:i w:val="false"/>
+                <w:b w:val="false"/>
+                <w:u w:val="none"/>
+                <w:strike w:val="false"/>
+                <w:sz w:val="22"/>
+                <w:szCs w:val="22"/>
+                <w:color w:val="000000"/>
+              </w:rPr>
+            </w:pPr>
+            <w:r>
+              <w:rPr>
+                <w:rFonts w:ascii="Arial" w:hAnsi="Arial" w:eastAsia="Arial" w:cs="Arial"/>
+                <w:i w:val="false"/>
+                <w:b w:val="false"/>
+                <w:u w:val="none"/>
+                <w:strike w:val="false"/>
+                <w:sz w:val="22"/>
+                <w:szCs w:val="22"/>
+                <w:color w:val="000000"/>
+              </w:rPr>
+              <w:t xml:space="preserve">13.1</w:t>
+            </w:r>
+          </w:p>
+        </w:tc>
+        <w:tc>
+          <w:tcPr>
+            <w:tcBorders>
+              <w:bottom w:val="single" w:sz="6" w:space="0" w:color="666666"/>
+              <w:top w:val="single" w:sz="6" w:space="0" w:color="666666"/>
+              <w:left w:val="single" w:sz="6" w:space="0" w:color="666666"/>
+              <w:right w:val="single" w:sz="6" w:space="0" w:color="666666"/>
+            </w:tcBorders>
+            <w:shd w:val="clear" w:color="auto" w:fill="FFFFFF"/>
+            <w:tcMar>
+              <w:top w:w="0" w:type="dxa"/>
+              <w:bottom w:w="0" w:type="dxa"/>
+              <w:left w:w="0" w:type="dxa"/>
+              <w:right w:w="0" w:type="dxa"/>
+            </w:tcMar>
+            <w:vAlign w:val="center"/>
+          </w:tcPr>
+          <w:p>
+            <w:pPr>
+              <w:pStyle w:val="Normal"/>
+              <w:jc w:val="right"/>
+              <w:pBdr>
+                <w:bottom w:val="none" w:sz="0" w:space="0" w:color="000000"/>
+                <w:top w:val="none" w:sz="0" w:space="0" w:color="000000"/>
+                <w:left w:val="none" w:sz="0" w:space="0" w:color="000000"/>
+                <w:right w:val="none" w:sz="0" w:space="0" w:color="000000"/>
+              </w:pBdr>
+              <w:spacing w:after="100" w:before="100" w:line="240"/>
+              <w:ind w:left="100" w:right="100" w:firstLine="0" w:firstLineChars="0"/>
+              <w:rPr>
+                <w:rFonts w:ascii="Arial" w:hAnsi="Arial" w:eastAsia="Arial" w:cs="Arial"/>
+                <w:i w:val="false"/>
+                <w:b w:val="false"/>
+                <w:u w:val="none"/>
+                <w:strike w:val="false"/>
+                <w:sz w:val="22"/>
+                <w:szCs w:val="22"/>
+                <w:color w:val="000000"/>
+              </w:rPr>
+            </w:pPr>
+            <w:r>
+              <w:rPr>
+                <w:rFonts w:ascii="Arial" w:hAnsi="Arial" w:eastAsia="Arial" w:cs="Arial"/>
+                <w:i w:val="false"/>
+                <w:b w:val="false"/>
+                <w:u w:val="none"/>
+                <w:strike w:val="false"/>
+                <w:sz w:val="22"/>
+                <w:szCs w:val="22"/>
+                <w:color w:val="000000"/>
+              </w:rPr>
+              <w:t xml:space="preserve">-2.2</w:t>
+            </w:r>
+          </w:p>
+        </w:tc>
+        <w:tc>
+          <w:tcPr>
+            <w:tcBorders>
+              <w:bottom w:val="single" w:sz="6" w:space="0" w:color="666666"/>
+              <w:top w:val="single" w:sz="6" w:space="0" w:color="666666"/>
+              <w:left w:val="single" w:sz="6" w:space="0" w:color="666666"/>
+              <w:right w:val="single" w:sz="6" w:space="0" w:color="666666"/>
+            </w:tcBorders>
+            <w:shd w:val="clear" w:color="auto" w:fill="FFFFFF"/>
+            <w:tcMar>
+              <w:top w:w="0" w:type="dxa"/>
+              <w:bottom w:w="0" w:type="dxa"/>
+              <w:left w:w="0" w:type="dxa"/>
+              <w:right w:w="0" w:type="dxa"/>
+            </w:tcMar>
+            <w:vAlign w:val="center"/>
+          </w:tcPr>
+          <w:p>
+            <w:pPr>
+              <w:pStyle w:val="Normal"/>
+              <w:jc w:val="right"/>
+              <w:pBdr>
+                <w:bottom w:val="none" w:sz="0" w:space="0" w:color="000000"/>
+                <w:top w:val="none" w:sz="0" w:space="0" w:color="000000"/>
+                <w:left w:val="none" w:sz="0" w:space="0" w:color="000000"/>
+                <w:right w:val="none" w:sz="0" w:space="0" w:color="000000"/>
+              </w:pBdr>
+              <w:spacing w:after="100" w:before="100" w:line="240"/>
+              <w:ind w:left="100" w:right="100" w:firstLine="0" w:firstLineChars="0"/>
+              <w:rPr>
+                <w:rFonts w:ascii="Arial" w:hAnsi="Arial" w:eastAsia="Arial" w:cs="Arial"/>
+                <w:i w:val="false"/>
+                <w:b w:val="false"/>
+                <w:u w:val="none"/>
+                <w:strike w:val="false"/>
+                <w:sz w:val="22"/>
+                <w:szCs w:val="22"/>
+                <w:color w:val="000000"/>
+              </w:rPr>
+            </w:pPr>
+            <w:r>
+              <w:rPr>
+                <w:rFonts w:ascii="Arial" w:hAnsi="Arial" w:eastAsia="Arial" w:cs="Arial"/>
+                <w:i w:val="false"/>
+                <w:b w:val="false"/>
+                <w:u w:val="none"/>
+                <w:strike w:val="false"/>
+                <w:sz w:val="22"/>
+                <w:szCs w:val="22"/>
+                <w:color w:val="000000"/>
+              </w:rPr>
+              <w:t xml:space="preserve">38.1</w:t>
             </w:r>
           </w:p>
         </w:tc>
@@ -3461,227 +3461,62 @@
                 <w:szCs w:val="22"/>
                 <w:color w:val="000000"/>
               </w:rPr>
-              <w:t xml:space="preserve">5.7</w:t>
-            </w:r>
-          </w:p>
-        </w:tc>
-        <w:tc>
-          <w:tcPr>
-            <w:tcBorders>
-              <w:bottom w:val="single" w:sz="6" w:space="0" w:color="666666"/>
-              <w:top w:val="single" w:sz="6" w:space="0" w:color="666666"/>
-              <w:left w:val="single" w:sz="6" w:space="0" w:color="666666"/>
-              <w:right w:val="single" w:sz="6" w:space="0" w:color="666666"/>
-            </w:tcBorders>
-            <w:shd w:val="clear" w:color="auto" w:fill="FFFFFF"/>
-            <w:tcMar>
-              <w:top w:w="0" w:type="dxa"/>
-              <w:bottom w:w="0" w:type="dxa"/>
-              <w:left w:w="0" w:type="dxa"/>
-              <w:right w:w="0" w:type="dxa"/>
-            </w:tcMar>
-            <w:vAlign w:val="center"/>
-          </w:tcPr>
-          <w:p>
-            <w:pPr>
-              <w:pStyle w:val="Normal"/>
-              <w:jc w:val="right"/>
-              <w:pBdr>
-                <w:bottom w:val="none" w:sz="0" w:space="0" w:color="000000"/>
-                <w:top w:val="none" w:sz="0" w:space="0" w:color="000000"/>
-                <w:left w:val="none" w:sz="0" w:space="0" w:color="000000"/>
-                <w:right w:val="none" w:sz="0" w:space="0" w:color="000000"/>
-              </w:pBdr>
-              <w:spacing w:after="100" w:before="100" w:line="240"/>
-              <w:ind w:left="100" w:right="100" w:firstLine="0" w:firstLineChars="0"/>
-              <w:rPr>
-                <w:rFonts w:ascii="Arial" w:hAnsi="Arial" w:eastAsia="Arial" w:cs="Arial"/>
-                <w:i w:val="false"/>
-                <w:b w:val="false"/>
-                <w:u w:val="none"/>
-                <w:strike w:val="false"/>
-                <w:sz w:val="22"/>
-                <w:szCs w:val="22"/>
-                <w:color w:val="000000"/>
-              </w:rPr>
-            </w:pPr>
-            <w:r>
-              <w:rPr>
-                <w:rFonts w:ascii="Arial" w:hAnsi="Arial" w:eastAsia="Arial" w:cs="Arial"/>
-                <w:i w:val="false"/>
-                <w:b w:val="false"/>
-                <w:u w:val="none"/>
-                <w:strike w:val="false"/>
-                <w:sz w:val="22"/>
-                <w:szCs w:val="22"/>
-                <w:color w:val="000000"/>
-              </w:rPr>
-              <w:t xml:space="preserve">3.4</w:t>
-            </w:r>
-          </w:p>
-        </w:tc>
-        <w:tc>
-          <w:tcPr>
-            <w:tcBorders>
-              <w:bottom w:val="single" w:sz="6" w:space="0" w:color="666666"/>
-              <w:top w:val="single" w:sz="6" w:space="0" w:color="666666"/>
-              <w:left w:val="single" w:sz="6" w:space="0" w:color="666666"/>
-              <w:right w:val="single" w:sz="6" w:space="0" w:color="666666"/>
-            </w:tcBorders>
-            <w:shd w:val="clear" w:color="auto" w:fill="FFFFFF"/>
-            <w:tcMar>
-              <w:top w:w="0" w:type="dxa"/>
-              <w:bottom w:w="0" w:type="dxa"/>
-              <w:left w:w="0" w:type="dxa"/>
-              <w:right w:w="0" w:type="dxa"/>
-            </w:tcMar>
-            <w:vAlign w:val="center"/>
-          </w:tcPr>
-          <w:p>
-            <w:pPr>
-              <w:pStyle w:val="Normal"/>
-              <w:jc w:val="right"/>
-              <w:pBdr>
-                <w:bottom w:val="none" w:sz="0" w:space="0" w:color="000000"/>
-                <w:top w:val="none" w:sz="0" w:space="0" w:color="000000"/>
-                <w:left w:val="none" w:sz="0" w:space="0" w:color="000000"/>
-                <w:right w:val="none" w:sz="0" w:space="0" w:color="000000"/>
-              </w:pBdr>
-              <w:spacing w:after="100" w:before="100" w:line="240"/>
-              <w:ind w:left="100" w:right="100" w:firstLine="0" w:firstLineChars="0"/>
-              <w:rPr>
-                <w:rFonts w:ascii="Arial" w:hAnsi="Arial" w:eastAsia="Arial" w:cs="Arial"/>
-                <w:i w:val="false"/>
-                <w:b w:val="false"/>
-                <w:u w:val="none"/>
-                <w:strike w:val="false"/>
-                <w:sz w:val="22"/>
-                <w:szCs w:val="22"/>
-                <w:color w:val="000000"/>
-              </w:rPr>
-            </w:pPr>
-            <w:r>
-              <w:rPr>
-                <w:rFonts w:ascii="Arial" w:hAnsi="Arial" w:eastAsia="Arial" w:cs="Arial"/>
-                <w:i w:val="false"/>
-                <w:b w:val="false"/>
-                <w:u w:val="none"/>
-                <w:strike w:val="false"/>
-                <w:sz w:val="22"/>
-                <w:szCs w:val="22"/>
-                <w:color w:val="000000"/>
-              </w:rPr>
-              <w:t xml:space="preserve">-2.3</w:t>
-            </w:r>
-          </w:p>
-        </w:tc>
-        <w:tc>
-          <w:tcPr>
-            <w:tcBorders>
-              <w:bottom w:val="single" w:sz="6" w:space="0" w:color="666666"/>
-              <w:top w:val="single" w:sz="6" w:space="0" w:color="666666"/>
-              <w:left w:val="single" w:sz="6" w:space="0" w:color="666666"/>
-              <w:right w:val="single" w:sz="6" w:space="0" w:color="666666"/>
-            </w:tcBorders>
-            <w:shd w:val="clear" w:color="auto" w:fill="FFFFFF"/>
-            <w:tcMar>
-              <w:top w:w="0" w:type="dxa"/>
-              <w:bottom w:w="0" w:type="dxa"/>
-              <w:left w:w="0" w:type="dxa"/>
-              <w:right w:w="0" w:type="dxa"/>
-            </w:tcMar>
-            <w:vAlign w:val="center"/>
-          </w:tcPr>
-          <w:p>
-            <w:pPr>
-              <w:pStyle w:val="Normal"/>
-              <w:jc w:val="right"/>
-              <w:pBdr>
-                <w:bottom w:val="none" w:sz="0" w:space="0" w:color="000000"/>
-                <w:top w:val="none" w:sz="0" w:space="0" w:color="000000"/>
-                <w:left w:val="none" w:sz="0" w:space="0" w:color="000000"/>
-                <w:right w:val="none" w:sz="0" w:space="0" w:color="000000"/>
-              </w:pBdr>
-              <w:spacing w:after="100" w:before="100" w:line="240"/>
-              <w:ind w:left="100" w:right="100" w:firstLine="0" w:firstLineChars="0"/>
-              <w:rPr>
-                <w:rFonts w:ascii="Arial" w:hAnsi="Arial" w:eastAsia="Arial" w:cs="Arial"/>
-                <w:i w:val="false"/>
-                <w:b w:val="false"/>
-                <w:u w:val="none"/>
-                <w:strike w:val="false"/>
-                <w:sz w:val="22"/>
-                <w:szCs w:val="22"/>
-                <w:color w:val="000000"/>
-              </w:rPr>
-            </w:pPr>
-            <w:r>
-              <w:rPr>
-                <w:rFonts w:ascii="Arial" w:hAnsi="Arial" w:eastAsia="Arial" w:cs="Arial"/>
-                <w:i w:val="false"/>
-                <w:b w:val="false"/>
-                <w:u w:val="none"/>
-                <w:strike w:val="false"/>
-                <w:sz w:val="22"/>
-                <w:szCs w:val="22"/>
-                <w:color w:val="000000"/>
-              </w:rPr>
-              <w:t xml:space="preserve">27.3</w:t>
-            </w:r>
-          </w:p>
-        </w:tc>
-        <w:tc>
-          <w:tcPr>
-            <w:tcBorders>
-              <w:bottom w:val="single" w:sz="6" w:space="0" w:color="666666"/>
-              <w:top w:val="single" w:sz="6" w:space="0" w:color="666666"/>
-              <w:left w:val="single" w:sz="6" w:space="0" w:color="666666"/>
-              <w:right w:val="single" w:sz="6" w:space="0" w:color="666666"/>
-            </w:tcBorders>
-            <w:shd w:val="clear" w:color="auto" w:fill="FFFFFF"/>
-            <w:tcMar>
-              <w:top w:w="0" w:type="dxa"/>
-              <w:bottom w:w="0" w:type="dxa"/>
-              <w:left w:w="0" w:type="dxa"/>
-              <w:right w:w="0" w:type="dxa"/>
-            </w:tcMar>
-            <w:vAlign w:val="center"/>
-          </w:tcPr>
-          <w:p>
-            <w:pPr>
-              <w:pStyle w:val="Normal"/>
-              <w:jc w:val="right"/>
-              <w:pBdr>
-                <w:bottom w:val="none" w:sz="0" w:space="0" w:color="000000"/>
-                <w:top w:val="none" w:sz="0" w:space="0" w:color="000000"/>
-                <w:left w:val="none" w:sz="0" w:space="0" w:color="000000"/>
-                <w:right w:val="none" w:sz="0" w:space="0" w:color="000000"/>
-              </w:pBdr>
-              <w:spacing w:after="100" w:before="100" w:line="240"/>
-              <w:ind w:left="100" w:right="100" w:firstLine="0" w:firstLineChars="0"/>
-              <w:rPr>
-                <w:rFonts w:ascii="Arial" w:hAnsi="Arial" w:eastAsia="Arial" w:cs="Arial"/>
-                <w:i w:val="false"/>
-                <w:b w:val="false"/>
-                <w:u w:val="none"/>
-                <w:strike w:val="false"/>
-                <w:sz w:val="22"/>
-                <w:szCs w:val="22"/>
-                <w:color w:val="000000"/>
-              </w:rPr>
-            </w:pPr>
-            <w:r>
-              <w:rPr>
-                <w:rFonts w:ascii="Arial" w:hAnsi="Arial" w:eastAsia="Arial" w:cs="Arial"/>
-                <w:i w:val="false"/>
-                <w:b w:val="false"/>
-                <w:u w:val="none"/>
-                <w:strike w:val="false"/>
-                <w:sz w:val="22"/>
-                <w:szCs w:val="22"/>
-                <w:color w:val="000000"/>
-              </w:rPr>
-              <w:t xml:space="preserve">14.1</w:t>
+              <w:t xml:space="preserve">5.3</w:t>
+            </w:r>
+          </w:p>
+        </w:tc>
+        <w:tc>
+          <w:tcPr>
+            <w:tcBorders>
+              <w:bottom w:val="single" w:sz="6" w:space="0" w:color="666666"/>
+              <w:top w:val="single" w:sz="6" w:space="0" w:color="666666"/>
+              <w:left w:val="single" w:sz="6" w:space="0" w:color="666666"/>
+              <w:right w:val="single" w:sz="6" w:space="0" w:color="666666"/>
+            </w:tcBorders>
+            <w:shd w:val="clear" w:color="auto" w:fill="FFFFFF"/>
+            <w:tcMar>
+              <w:top w:w="0" w:type="dxa"/>
+              <w:bottom w:w="0" w:type="dxa"/>
+              <w:left w:w="0" w:type="dxa"/>
+              <w:right w:w="0" w:type="dxa"/>
+            </w:tcMar>
+            <w:vAlign w:val="center"/>
+          </w:tcPr>
+          <w:p>
+            <w:pPr>
+              <w:pStyle w:val="Normal"/>
+              <w:jc w:val="right"/>
+              <w:pBdr>
+                <w:bottom w:val="none" w:sz="0" w:space="0" w:color="000000"/>
+                <w:top w:val="none" w:sz="0" w:space="0" w:color="000000"/>
+                <w:left w:val="none" w:sz="0" w:space="0" w:color="000000"/>
+                <w:right w:val="none" w:sz="0" w:space="0" w:color="000000"/>
+              </w:pBdr>
+              <w:spacing w:after="100" w:before="100" w:line="240"/>
+              <w:ind w:left="100" w:right="100" w:firstLine="0" w:firstLineChars="0"/>
+              <w:rPr>
+                <w:rFonts w:ascii="Arial" w:hAnsi="Arial" w:eastAsia="Arial" w:cs="Arial"/>
+                <w:i w:val="false"/>
+                <w:b w:val="false"/>
+                <w:u w:val="none"/>
+                <w:strike w:val="false"/>
+                <w:sz w:val="22"/>
+                <w:szCs w:val="22"/>
+                <w:color w:val="000000"/>
+              </w:rPr>
+            </w:pPr>
+            <w:r>
+              <w:rPr>
+                <w:rFonts w:ascii="Arial" w:hAnsi="Arial" w:eastAsia="Arial" w:cs="Arial"/>
+                <w:i w:val="false"/>
+                <w:b w:val="false"/>
+                <w:u w:val="none"/>
+                <w:strike w:val="false"/>
+                <w:sz w:val="22"/>
+                <w:szCs w:val="22"/>
+                <w:color w:val="000000"/>
+              </w:rPr>
+              <w:t xml:space="preserve">3.8</w:t>
             </w:r>
           </w:p>
         </w:tc>
@@ -3791,6 +3626,171 @@
                 <w:szCs w:val="22"/>
                 <w:color w:val="000000"/>
               </w:rPr>
+              <w:t xml:space="preserve">26.0</w:t>
+            </w:r>
+          </w:p>
+        </w:tc>
+        <w:tc>
+          <w:tcPr>
+            <w:tcBorders>
+              <w:bottom w:val="single" w:sz="6" w:space="0" w:color="666666"/>
+              <w:top w:val="single" w:sz="6" w:space="0" w:color="666666"/>
+              <w:left w:val="single" w:sz="6" w:space="0" w:color="666666"/>
+              <w:right w:val="single" w:sz="6" w:space="0" w:color="666666"/>
+            </w:tcBorders>
+            <w:shd w:val="clear" w:color="auto" w:fill="FFFFFF"/>
+            <w:tcMar>
+              <w:top w:w="0" w:type="dxa"/>
+              <w:bottom w:w="0" w:type="dxa"/>
+              <w:left w:w="0" w:type="dxa"/>
+              <w:right w:w="0" w:type="dxa"/>
+            </w:tcMar>
+            <w:vAlign w:val="center"/>
+          </w:tcPr>
+          <w:p>
+            <w:pPr>
+              <w:pStyle w:val="Normal"/>
+              <w:jc w:val="right"/>
+              <w:pBdr>
+                <w:bottom w:val="none" w:sz="0" w:space="0" w:color="000000"/>
+                <w:top w:val="none" w:sz="0" w:space="0" w:color="000000"/>
+                <w:left w:val="none" w:sz="0" w:space="0" w:color="000000"/>
+                <w:right w:val="none" w:sz="0" w:space="0" w:color="000000"/>
+              </w:pBdr>
+              <w:spacing w:after="100" w:before="100" w:line="240"/>
+              <w:ind w:left="100" w:right="100" w:firstLine="0" w:firstLineChars="0"/>
+              <w:rPr>
+                <w:rFonts w:ascii="Arial" w:hAnsi="Arial" w:eastAsia="Arial" w:cs="Arial"/>
+                <w:i w:val="false"/>
+                <w:b w:val="false"/>
+                <w:u w:val="none"/>
+                <w:strike w:val="false"/>
+                <w:sz w:val="22"/>
+                <w:szCs w:val="22"/>
+                <w:color w:val="000000"/>
+              </w:rPr>
+            </w:pPr>
+            <w:r>
+              <w:rPr>
+                <w:rFonts w:ascii="Arial" w:hAnsi="Arial" w:eastAsia="Arial" w:cs="Arial"/>
+                <w:i w:val="false"/>
+                <w:b w:val="false"/>
+                <w:u w:val="none"/>
+                <w:strike w:val="false"/>
+                <w:sz w:val="22"/>
+                <w:szCs w:val="22"/>
+                <w:color w:val="000000"/>
+              </w:rPr>
+              <w:t xml:space="preserve">12.9</w:t>
+            </w:r>
+          </w:p>
+        </w:tc>
+        <w:tc>
+          <w:tcPr>
+            <w:tcBorders>
+              <w:bottom w:val="single" w:sz="6" w:space="0" w:color="666666"/>
+              <w:top w:val="single" w:sz="6" w:space="0" w:color="666666"/>
+              <w:left w:val="single" w:sz="6" w:space="0" w:color="666666"/>
+              <w:right w:val="single" w:sz="6" w:space="0" w:color="666666"/>
+            </w:tcBorders>
+            <w:shd w:val="clear" w:color="auto" w:fill="FFFFFF"/>
+            <w:tcMar>
+              <w:top w:w="0" w:type="dxa"/>
+              <w:bottom w:w="0" w:type="dxa"/>
+              <w:left w:w="0" w:type="dxa"/>
+              <w:right w:w="0" w:type="dxa"/>
+            </w:tcMar>
+            <w:vAlign w:val="center"/>
+          </w:tcPr>
+          <w:p>
+            <w:pPr>
+              <w:pStyle w:val="Normal"/>
+              <w:jc w:val="right"/>
+              <w:pBdr>
+                <w:bottom w:val="none" w:sz="0" w:space="0" w:color="000000"/>
+                <w:top w:val="none" w:sz="0" w:space="0" w:color="000000"/>
+                <w:left w:val="none" w:sz="0" w:space="0" w:color="000000"/>
+                <w:right w:val="none" w:sz="0" w:space="0" w:color="000000"/>
+              </w:pBdr>
+              <w:spacing w:after="100" w:before="100" w:line="240"/>
+              <w:ind w:left="100" w:right="100" w:firstLine="0" w:firstLineChars="0"/>
+              <w:rPr>
+                <w:rFonts w:ascii="Arial" w:hAnsi="Arial" w:eastAsia="Arial" w:cs="Arial"/>
+                <w:i w:val="false"/>
+                <w:b w:val="false"/>
+                <w:u w:val="none"/>
+                <w:strike w:val="false"/>
+                <w:sz w:val="22"/>
+                <w:szCs w:val="22"/>
+                <w:color w:val="000000"/>
+              </w:rPr>
+            </w:pPr>
+            <w:r>
+              <w:rPr>
+                <w:rFonts w:ascii="Arial" w:hAnsi="Arial" w:eastAsia="Arial" w:cs="Arial"/>
+                <w:i w:val="false"/>
+                <w:b w:val="false"/>
+                <w:u w:val="none"/>
+                <w:strike w:val="false"/>
+                <w:sz w:val="22"/>
+                <w:szCs w:val="22"/>
+                <w:color w:val="000000"/>
+              </w:rPr>
+              <w:t xml:space="preserve">-2.5</w:t>
+            </w:r>
+          </w:p>
+        </w:tc>
+        <w:tc>
+          <w:tcPr>
+            <w:tcBorders>
+              <w:bottom w:val="single" w:sz="6" w:space="0" w:color="666666"/>
+              <w:top w:val="single" w:sz="6" w:space="0" w:color="666666"/>
+              <w:left w:val="single" w:sz="6" w:space="0" w:color="666666"/>
+              <w:right w:val="single" w:sz="6" w:space="0" w:color="666666"/>
+            </w:tcBorders>
+            <w:shd w:val="clear" w:color="auto" w:fill="FFFFFF"/>
+            <w:tcMar>
+              <w:top w:w="0" w:type="dxa"/>
+              <w:bottom w:w="0" w:type="dxa"/>
+              <w:left w:w="0" w:type="dxa"/>
+              <w:right w:w="0" w:type="dxa"/>
+            </w:tcMar>
+            <w:vAlign w:val="center"/>
+          </w:tcPr>
+          <w:p>
+            <w:pPr>
+              <w:pStyle w:val="Normal"/>
+              <w:jc w:val="right"/>
+              <w:pBdr>
+                <w:bottom w:val="none" w:sz="0" w:space="0" w:color="000000"/>
+                <w:top w:val="none" w:sz="0" w:space="0" w:color="000000"/>
+                <w:left w:val="none" w:sz="0" w:space="0" w:color="000000"/>
+                <w:right w:val="none" w:sz="0" w:space="0" w:color="000000"/>
+              </w:pBdr>
+              <w:spacing w:after="100" w:before="100" w:line="240"/>
+              <w:ind w:left="100" w:right="100" w:firstLine="0" w:firstLineChars="0"/>
+              <w:rPr>
+                <w:rFonts w:ascii="Arial" w:hAnsi="Arial" w:eastAsia="Arial" w:cs="Arial"/>
+                <w:i w:val="false"/>
+                <w:b w:val="false"/>
+                <w:u w:val="none"/>
+                <w:strike w:val="false"/>
+                <w:sz w:val="22"/>
+                <w:szCs w:val="22"/>
+                <w:color w:val="000000"/>
+              </w:rPr>
+            </w:pPr>
+            <w:r>
+              <w:rPr>
+                <w:rFonts w:ascii="Arial" w:hAnsi="Arial" w:eastAsia="Arial" w:cs="Arial"/>
+                <w:i w:val="false"/>
+                <w:b w:val="false"/>
+                <w:u w:val="none"/>
+                <w:strike w:val="false"/>
+                <w:sz w:val="22"/>
+                <w:szCs w:val="22"/>
+                <w:color w:val="000000"/>
+              </w:rPr>
               <w:t xml:space="preserve"/>
             </w:r>
           </w:p>
@@ -3846,7 +3846,7 @@
                 <w:szCs w:val="22"/>
                 <w:color w:val="000000"/>
               </w:rPr>
-              <w:t xml:space="preserve">15.1</w:t>
+              <w:t xml:space="preserve">18.8</w:t>
             </w:r>
           </w:p>
         </w:tc>
@@ -4016,282 +4016,282 @@
                 <w:szCs w:val="22"/>
                 <w:color w:val="000000"/>
               </w:rPr>
-              <w:t xml:space="preserve">5.8</w:t>
-            </w:r>
-          </w:p>
-        </w:tc>
-        <w:tc>
-          <w:tcPr>
-            <w:tcBorders>
-              <w:bottom w:val="single" w:sz="6" w:space="0" w:color="666666"/>
-              <w:top w:val="single" w:sz="6" w:space="0" w:color="666666"/>
-              <w:left w:val="single" w:sz="6" w:space="0" w:color="666666"/>
-              <w:right w:val="single" w:sz="6" w:space="0" w:color="666666"/>
-            </w:tcBorders>
-            <w:shd w:val="clear" w:color="auto" w:fill="FFFFFF"/>
-            <w:tcMar>
-              <w:top w:w="0" w:type="dxa"/>
-              <w:bottom w:w="0" w:type="dxa"/>
-              <w:left w:w="0" w:type="dxa"/>
-              <w:right w:w="0" w:type="dxa"/>
-            </w:tcMar>
-            <w:vAlign w:val="center"/>
-          </w:tcPr>
-          <w:p>
-            <w:pPr>
-              <w:pStyle w:val="Normal"/>
-              <w:jc w:val="right"/>
-              <w:pBdr>
-                <w:bottom w:val="none" w:sz="0" w:space="0" w:color="000000"/>
-                <w:top w:val="none" w:sz="0" w:space="0" w:color="000000"/>
-                <w:left w:val="none" w:sz="0" w:space="0" w:color="000000"/>
-                <w:right w:val="none" w:sz="0" w:space="0" w:color="000000"/>
-              </w:pBdr>
-              <w:spacing w:after="100" w:before="100" w:line="240"/>
-              <w:ind w:left="100" w:right="100" w:firstLine="0" w:firstLineChars="0"/>
-              <w:rPr>
-                <w:rFonts w:ascii="Arial" w:hAnsi="Arial" w:eastAsia="Arial" w:cs="Arial"/>
-                <w:i w:val="false"/>
-                <w:b w:val="false"/>
-                <w:u w:val="none"/>
-                <w:strike w:val="false"/>
-                <w:sz w:val="22"/>
-                <w:szCs w:val="22"/>
-                <w:color w:val="000000"/>
-              </w:rPr>
-            </w:pPr>
-            <w:r>
-              <w:rPr>
-                <w:rFonts w:ascii="Arial" w:hAnsi="Arial" w:eastAsia="Arial" w:cs="Arial"/>
-                <w:i w:val="false"/>
-                <w:b w:val="false"/>
-                <w:u w:val="none"/>
-                <w:strike w:val="false"/>
-                <w:sz w:val="22"/>
-                <w:szCs w:val="22"/>
-                <w:color w:val="000000"/>
-              </w:rPr>
-              <w:t xml:space="preserve">3.6</w:t>
-            </w:r>
-          </w:p>
-        </w:tc>
-        <w:tc>
-          <w:tcPr>
-            <w:tcBorders>
-              <w:bottom w:val="single" w:sz="6" w:space="0" w:color="666666"/>
-              <w:top w:val="single" w:sz="6" w:space="0" w:color="666666"/>
-              <w:left w:val="single" w:sz="6" w:space="0" w:color="666666"/>
-              <w:right w:val="single" w:sz="6" w:space="0" w:color="666666"/>
-            </w:tcBorders>
-            <w:shd w:val="clear" w:color="auto" w:fill="FFFFFF"/>
-            <w:tcMar>
-              <w:top w:w="0" w:type="dxa"/>
-              <w:bottom w:w="0" w:type="dxa"/>
-              <w:left w:w="0" w:type="dxa"/>
-              <w:right w:w="0" w:type="dxa"/>
-            </w:tcMar>
-            <w:vAlign w:val="center"/>
-          </w:tcPr>
-          <w:p>
-            <w:pPr>
-              <w:pStyle w:val="Normal"/>
-              <w:jc w:val="right"/>
-              <w:pBdr>
-                <w:bottom w:val="none" w:sz="0" w:space="0" w:color="000000"/>
-                <w:top w:val="none" w:sz="0" w:space="0" w:color="000000"/>
-                <w:left w:val="none" w:sz="0" w:space="0" w:color="000000"/>
-                <w:right w:val="none" w:sz="0" w:space="0" w:color="000000"/>
-              </w:pBdr>
-              <w:spacing w:after="100" w:before="100" w:line="240"/>
-              <w:ind w:left="100" w:right="100" w:firstLine="0" w:firstLineChars="0"/>
-              <w:rPr>
-                <w:rFonts w:ascii="Arial" w:hAnsi="Arial" w:eastAsia="Arial" w:cs="Arial"/>
-                <w:i w:val="false"/>
-                <w:b w:val="false"/>
-                <w:u w:val="none"/>
-                <w:strike w:val="false"/>
-                <w:sz w:val="22"/>
-                <w:szCs w:val="22"/>
-                <w:color w:val="000000"/>
-              </w:rPr>
-            </w:pPr>
-            <w:r>
-              <w:rPr>
-                <w:rFonts w:ascii="Arial" w:hAnsi="Arial" w:eastAsia="Arial" w:cs="Arial"/>
-                <w:i w:val="false"/>
-                <w:b w:val="false"/>
-                <w:u w:val="none"/>
-                <w:strike w:val="false"/>
-                <w:sz w:val="22"/>
-                <w:szCs w:val="22"/>
-                <w:color w:val="000000"/>
-              </w:rPr>
-              <w:t xml:space="preserve">-1.8</w:t>
-            </w:r>
-          </w:p>
-        </w:tc>
-        <w:tc>
-          <w:tcPr>
-            <w:tcBorders>
-              <w:bottom w:val="single" w:sz="6" w:space="0" w:color="666666"/>
-              <w:top w:val="single" w:sz="6" w:space="0" w:color="666666"/>
-              <w:left w:val="single" w:sz="6" w:space="0" w:color="666666"/>
-              <w:right w:val="single" w:sz="6" w:space="0" w:color="666666"/>
-            </w:tcBorders>
-            <w:shd w:val="clear" w:color="auto" w:fill="FFFFFF"/>
-            <w:tcMar>
-              <w:top w:w="0" w:type="dxa"/>
-              <w:bottom w:w="0" w:type="dxa"/>
-              <w:left w:w="0" w:type="dxa"/>
-              <w:right w:w="0" w:type="dxa"/>
-            </w:tcMar>
-            <w:vAlign w:val="center"/>
-          </w:tcPr>
-          <w:p>
-            <w:pPr>
-              <w:pStyle w:val="Normal"/>
-              <w:jc w:val="right"/>
-              <w:pBdr>
-                <w:bottom w:val="none" w:sz="0" w:space="0" w:color="000000"/>
-                <w:top w:val="none" w:sz="0" w:space="0" w:color="000000"/>
-                <w:left w:val="none" w:sz="0" w:space="0" w:color="000000"/>
-                <w:right w:val="none" w:sz="0" w:space="0" w:color="000000"/>
-              </w:pBdr>
-              <w:spacing w:after="100" w:before="100" w:line="240"/>
-              <w:ind w:left="100" w:right="100" w:firstLine="0" w:firstLineChars="0"/>
-              <w:rPr>
-                <w:rFonts w:ascii="Arial" w:hAnsi="Arial" w:eastAsia="Arial" w:cs="Arial"/>
-                <w:i w:val="false"/>
-                <w:b w:val="false"/>
-                <w:u w:val="none"/>
-                <w:strike w:val="false"/>
-                <w:sz w:val="22"/>
-                <w:szCs w:val="22"/>
-                <w:color w:val="000000"/>
-              </w:rPr>
-            </w:pPr>
-            <w:r>
-              <w:rPr>
-                <w:rFonts w:ascii="Arial" w:hAnsi="Arial" w:eastAsia="Arial" w:cs="Arial"/>
-                <w:i w:val="false"/>
-                <w:b w:val="false"/>
-                <w:u w:val="none"/>
-                <w:strike w:val="false"/>
-                <w:sz w:val="22"/>
-                <w:szCs w:val="22"/>
-                <w:color w:val="000000"/>
-              </w:rPr>
-              <w:t xml:space="preserve">28.4</w:t>
-            </w:r>
-          </w:p>
-        </w:tc>
-        <w:tc>
-          <w:tcPr>
-            <w:tcBorders>
-              <w:bottom w:val="single" w:sz="6" w:space="0" w:color="666666"/>
-              <w:top w:val="single" w:sz="6" w:space="0" w:color="666666"/>
-              <w:left w:val="single" w:sz="6" w:space="0" w:color="666666"/>
-              <w:right w:val="single" w:sz="6" w:space="0" w:color="666666"/>
-            </w:tcBorders>
-            <w:shd w:val="clear" w:color="auto" w:fill="FFFFFF"/>
-            <w:tcMar>
-              <w:top w:w="0" w:type="dxa"/>
-              <w:bottom w:w="0" w:type="dxa"/>
-              <w:left w:w="0" w:type="dxa"/>
-              <w:right w:w="0" w:type="dxa"/>
-            </w:tcMar>
-            <w:vAlign w:val="center"/>
-          </w:tcPr>
-          <w:p>
-            <w:pPr>
-              <w:pStyle w:val="Normal"/>
-              <w:jc w:val="right"/>
-              <w:pBdr>
-                <w:bottom w:val="none" w:sz="0" w:space="0" w:color="000000"/>
-                <w:top w:val="none" w:sz="0" w:space="0" w:color="000000"/>
-                <w:left w:val="none" w:sz="0" w:space="0" w:color="000000"/>
-                <w:right w:val="none" w:sz="0" w:space="0" w:color="000000"/>
-              </w:pBdr>
-              <w:spacing w:after="100" w:before="100" w:line="240"/>
-              <w:ind w:left="100" w:right="100" w:firstLine="0" w:firstLineChars="0"/>
-              <w:rPr>
-                <w:rFonts w:ascii="Arial" w:hAnsi="Arial" w:eastAsia="Arial" w:cs="Arial"/>
-                <w:i w:val="false"/>
-                <w:b w:val="false"/>
-                <w:u w:val="none"/>
-                <w:strike w:val="false"/>
-                <w:sz w:val="22"/>
-                <w:szCs w:val="22"/>
-                <w:color w:val="000000"/>
-              </w:rPr>
-            </w:pPr>
-            <w:r>
-              <w:rPr>
-                <w:rFonts w:ascii="Arial" w:hAnsi="Arial" w:eastAsia="Arial" w:cs="Arial"/>
-                <w:i w:val="false"/>
-                <w:b w:val="false"/>
-                <w:u w:val="none"/>
-                <w:strike w:val="false"/>
-                <w:sz w:val="22"/>
-                <w:szCs w:val="22"/>
-                <w:color w:val="000000"/>
-              </w:rPr>
-              <w:t xml:space="preserve">14.0</w:t>
-            </w:r>
-          </w:p>
-        </w:tc>
-        <w:tc>
-          <w:tcPr>
-            <w:tcBorders>
-              <w:bottom w:val="single" w:sz="6" w:space="0" w:color="666666"/>
-              <w:top w:val="single" w:sz="6" w:space="0" w:color="666666"/>
-              <w:left w:val="single" w:sz="6" w:space="0" w:color="666666"/>
-              <w:right w:val="single" w:sz="6" w:space="0" w:color="666666"/>
-            </w:tcBorders>
-            <w:shd w:val="clear" w:color="auto" w:fill="FFFFFF"/>
-            <w:tcMar>
-              <w:top w:w="0" w:type="dxa"/>
-              <w:bottom w:w="0" w:type="dxa"/>
-              <w:left w:w="0" w:type="dxa"/>
-              <w:right w:w="0" w:type="dxa"/>
-            </w:tcMar>
-            <w:vAlign w:val="center"/>
-          </w:tcPr>
-          <w:p>
-            <w:pPr>
-              <w:pStyle w:val="Normal"/>
-              <w:jc w:val="right"/>
-              <w:pBdr>
-                <w:bottom w:val="none" w:sz="0" w:space="0" w:color="000000"/>
-                <w:top w:val="none" w:sz="0" w:space="0" w:color="000000"/>
-                <w:left w:val="none" w:sz="0" w:space="0" w:color="000000"/>
-                <w:right w:val="none" w:sz="0" w:space="0" w:color="000000"/>
-              </w:pBdr>
-              <w:spacing w:after="100" w:before="100" w:line="240"/>
-              <w:ind w:left="100" w:right="100" w:firstLine="0" w:firstLineChars="0"/>
-              <w:rPr>
-                <w:rFonts w:ascii="Arial" w:hAnsi="Arial" w:eastAsia="Arial" w:cs="Arial"/>
-                <w:i w:val="false"/>
-                <w:b w:val="false"/>
-                <w:u w:val="none"/>
-                <w:strike w:val="false"/>
-                <w:sz w:val="22"/>
-                <w:szCs w:val="22"/>
-                <w:color w:val="000000"/>
-              </w:rPr>
-            </w:pPr>
-            <w:r>
-              <w:rPr>
-                <w:rFonts w:ascii="Arial" w:hAnsi="Arial" w:eastAsia="Arial" w:cs="Arial"/>
-                <w:i w:val="false"/>
-                <w:b w:val="false"/>
-                <w:u w:val="none"/>
-                <w:strike w:val="false"/>
-                <w:sz w:val="22"/>
-                <w:szCs w:val="22"/>
-                <w:color w:val="000000"/>
-              </w:rPr>
-              <w:t xml:space="preserve">-1.8</w:t>
+              <w:t xml:space="preserve">5.2</w:t>
+            </w:r>
+          </w:p>
+        </w:tc>
+        <w:tc>
+          <w:tcPr>
+            <w:tcBorders>
+              <w:bottom w:val="single" w:sz="6" w:space="0" w:color="666666"/>
+              <w:top w:val="single" w:sz="6" w:space="0" w:color="666666"/>
+              <w:left w:val="single" w:sz="6" w:space="0" w:color="666666"/>
+              <w:right w:val="single" w:sz="6" w:space="0" w:color="666666"/>
+            </w:tcBorders>
+            <w:shd w:val="clear" w:color="auto" w:fill="FFFFFF"/>
+            <w:tcMar>
+              <w:top w:w="0" w:type="dxa"/>
+              <w:bottom w:w="0" w:type="dxa"/>
+              <w:left w:w="0" w:type="dxa"/>
+              <w:right w:w="0" w:type="dxa"/>
+            </w:tcMar>
+            <w:vAlign w:val="center"/>
+          </w:tcPr>
+          <w:p>
+            <w:pPr>
+              <w:pStyle w:val="Normal"/>
+              <w:jc w:val="right"/>
+              <w:pBdr>
+                <w:bottom w:val="none" w:sz="0" w:space="0" w:color="000000"/>
+                <w:top w:val="none" w:sz="0" w:space="0" w:color="000000"/>
+                <w:left w:val="none" w:sz="0" w:space="0" w:color="000000"/>
+                <w:right w:val="none" w:sz="0" w:space="0" w:color="000000"/>
+              </w:pBdr>
+              <w:spacing w:after="100" w:before="100" w:line="240"/>
+              <w:ind w:left="100" w:right="100" w:firstLine="0" w:firstLineChars="0"/>
+              <w:rPr>
+                <w:rFonts w:ascii="Arial" w:hAnsi="Arial" w:eastAsia="Arial" w:cs="Arial"/>
+                <w:i w:val="false"/>
+                <w:b w:val="false"/>
+                <w:u w:val="none"/>
+                <w:strike w:val="false"/>
+                <w:sz w:val="22"/>
+                <w:szCs w:val="22"/>
+                <w:color w:val="000000"/>
+              </w:rPr>
+            </w:pPr>
+            <w:r>
+              <w:rPr>
+                <w:rFonts w:ascii="Arial" w:hAnsi="Arial" w:eastAsia="Arial" w:cs="Arial"/>
+                <w:i w:val="false"/>
+                <w:b w:val="false"/>
+                <w:u w:val="none"/>
+                <w:strike w:val="false"/>
+                <w:sz w:val="22"/>
+                <w:szCs w:val="22"/>
+                <w:color w:val="000000"/>
+              </w:rPr>
+              <w:t xml:space="preserve">4.1</w:t>
+            </w:r>
+          </w:p>
+        </w:tc>
+        <w:tc>
+          <w:tcPr>
+            <w:tcBorders>
+              <w:bottom w:val="single" w:sz="6" w:space="0" w:color="666666"/>
+              <w:top w:val="single" w:sz="6" w:space="0" w:color="666666"/>
+              <w:left w:val="single" w:sz="6" w:space="0" w:color="666666"/>
+              <w:right w:val="single" w:sz="6" w:space="0" w:color="666666"/>
+            </w:tcBorders>
+            <w:shd w:val="clear" w:color="auto" w:fill="FFFFFF"/>
+            <w:tcMar>
+              <w:top w:w="0" w:type="dxa"/>
+              <w:bottom w:w="0" w:type="dxa"/>
+              <w:left w:w="0" w:type="dxa"/>
+              <w:right w:w="0" w:type="dxa"/>
+            </w:tcMar>
+            <w:vAlign w:val="center"/>
+          </w:tcPr>
+          <w:p>
+            <w:pPr>
+              <w:pStyle w:val="Normal"/>
+              <w:jc w:val="right"/>
+              <w:pBdr>
+                <w:bottom w:val="none" w:sz="0" w:space="0" w:color="000000"/>
+                <w:top w:val="none" w:sz="0" w:space="0" w:color="000000"/>
+                <w:left w:val="none" w:sz="0" w:space="0" w:color="000000"/>
+                <w:right w:val="none" w:sz="0" w:space="0" w:color="000000"/>
+              </w:pBdr>
+              <w:spacing w:after="100" w:before="100" w:line="240"/>
+              <w:ind w:left="100" w:right="100" w:firstLine="0" w:firstLineChars="0"/>
+              <w:rPr>
+                <w:rFonts w:ascii="Arial" w:hAnsi="Arial" w:eastAsia="Arial" w:cs="Arial"/>
+                <w:i w:val="false"/>
+                <w:b w:val="false"/>
+                <w:u w:val="none"/>
+                <w:strike w:val="false"/>
+                <w:sz w:val="22"/>
+                <w:szCs w:val="22"/>
+                <w:color w:val="000000"/>
+              </w:rPr>
+            </w:pPr>
+            <w:r>
+              <w:rPr>
+                <w:rFonts w:ascii="Arial" w:hAnsi="Arial" w:eastAsia="Arial" w:cs="Arial"/>
+                <w:i w:val="false"/>
+                <w:b w:val="false"/>
+                <w:u w:val="none"/>
+                <w:strike w:val="false"/>
+                <w:sz w:val="22"/>
+                <w:szCs w:val="22"/>
+                <w:color w:val="000000"/>
+              </w:rPr>
+              <w:t xml:space="preserve">-1.1</w:t>
+            </w:r>
+          </w:p>
+        </w:tc>
+        <w:tc>
+          <w:tcPr>
+            <w:tcBorders>
+              <w:bottom w:val="single" w:sz="6" w:space="0" w:color="666666"/>
+              <w:top w:val="single" w:sz="6" w:space="0" w:color="666666"/>
+              <w:left w:val="single" w:sz="6" w:space="0" w:color="666666"/>
+              <w:right w:val="single" w:sz="6" w:space="0" w:color="666666"/>
+            </w:tcBorders>
+            <w:shd w:val="clear" w:color="auto" w:fill="FFFFFF"/>
+            <w:tcMar>
+              <w:top w:w="0" w:type="dxa"/>
+              <w:bottom w:w="0" w:type="dxa"/>
+              <w:left w:w="0" w:type="dxa"/>
+              <w:right w:w="0" w:type="dxa"/>
+            </w:tcMar>
+            <w:vAlign w:val="center"/>
+          </w:tcPr>
+          <w:p>
+            <w:pPr>
+              <w:pStyle w:val="Normal"/>
+              <w:jc w:val="right"/>
+              <w:pBdr>
+                <w:bottom w:val="none" w:sz="0" w:space="0" w:color="000000"/>
+                <w:top w:val="none" w:sz="0" w:space="0" w:color="000000"/>
+                <w:left w:val="none" w:sz="0" w:space="0" w:color="000000"/>
+                <w:right w:val="none" w:sz="0" w:space="0" w:color="000000"/>
+              </w:pBdr>
+              <w:spacing w:after="100" w:before="100" w:line="240"/>
+              <w:ind w:left="100" w:right="100" w:firstLine="0" w:firstLineChars="0"/>
+              <w:rPr>
+                <w:rFonts w:ascii="Arial" w:hAnsi="Arial" w:eastAsia="Arial" w:cs="Arial"/>
+                <w:i w:val="false"/>
+                <w:b w:val="false"/>
+                <w:u w:val="none"/>
+                <w:strike w:val="false"/>
+                <w:sz w:val="22"/>
+                <w:szCs w:val="22"/>
+                <w:color w:val="000000"/>
+              </w:rPr>
+            </w:pPr>
+            <w:r>
+              <w:rPr>
+                <w:rFonts w:ascii="Arial" w:hAnsi="Arial" w:eastAsia="Arial" w:cs="Arial"/>
+                <w:i w:val="false"/>
+                <w:b w:val="false"/>
+                <w:u w:val="none"/>
+                <w:strike w:val="false"/>
+                <w:sz w:val="22"/>
+                <w:szCs w:val="22"/>
+                <w:color w:val="000000"/>
+              </w:rPr>
+              <w:t xml:space="preserve">27.6</w:t>
+            </w:r>
+          </w:p>
+        </w:tc>
+        <w:tc>
+          <w:tcPr>
+            <w:tcBorders>
+              <w:bottom w:val="single" w:sz="6" w:space="0" w:color="666666"/>
+              <w:top w:val="single" w:sz="6" w:space="0" w:color="666666"/>
+              <w:left w:val="single" w:sz="6" w:space="0" w:color="666666"/>
+              <w:right w:val="single" w:sz="6" w:space="0" w:color="666666"/>
+            </w:tcBorders>
+            <w:shd w:val="clear" w:color="auto" w:fill="FFFFFF"/>
+            <w:tcMar>
+              <w:top w:w="0" w:type="dxa"/>
+              <w:bottom w:w="0" w:type="dxa"/>
+              <w:left w:w="0" w:type="dxa"/>
+              <w:right w:w="0" w:type="dxa"/>
+            </w:tcMar>
+            <w:vAlign w:val="center"/>
+          </w:tcPr>
+          <w:p>
+            <w:pPr>
+              <w:pStyle w:val="Normal"/>
+              <w:jc w:val="right"/>
+              <w:pBdr>
+                <w:bottom w:val="none" w:sz="0" w:space="0" w:color="000000"/>
+                <w:top w:val="none" w:sz="0" w:space="0" w:color="000000"/>
+                <w:left w:val="none" w:sz="0" w:space="0" w:color="000000"/>
+                <w:right w:val="none" w:sz="0" w:space="0" w:color="000000"/>
+              </w:pBdr>
+              <w:spacing w:after="100" w:before="100" w:line="240"/>
+              <w:ind w:left="100" w:right="100" w:firstLine="0" w:firstLineChars="0"/>
+              <w:rPr>
+                <w:rFonts w:ascii="Arial" w:hAnsi="Arial" w:eastAsia="Arial" w:cs="Arial"/>
+                <w:i w:val="false"/>
+                <w:b w:val="false"/>
+                <w:u w:val="none"/>
+                <w:strike w:val="false"/>
+                <w:sz w:val="22"/>
+                <w:szCs w:val="22"/>
+                <w:color w:val="000000"/>
+              </w:rPr>
+            </w:pPr>
+            <w:r>
+              <w:rPr>
+                <w:rFonts w:ascii="Arial" w:hAnsi="Arial" w:eastAsia="Arial" w:cs="Arial"/>
+                <w:i w:val="false"/>
+                <w:b w:val="false"/>
+                <w:u w:val="none"/>
+                <w:strike w:val="false"/>
+                <w:sz w:val="22"/>
+                <w:szCs w:val="22"/>
+                <w:color w:val="000000"/>
+              </w:rPr>
+              <w:t xml:space="preserve">12.7</w:t>
+            </w:r>
+          </w:p>
+        </w:tc>
+        <w:tc>
+          <w:tcPr>
+            <w:tcBorders>
+              <w:bottom w:val="single" w:sz="6" w:space="0" w:color="666666"/>
+              <w:top w:val="single" w:sz="6" w:space="0" w:color="666666"/>
+              <w:left w:val="single" w:sz="6" w:space="0" w:color="666666"/>
+              <w:right w:val="single" w:sz="6" w:space="0" w:color="666666"/>
+            </w:tcBorders>
+            <w:shd w:val="clear" w:color="auto" w:fill="FFFFFF"/>
+            <w:tcMar>
+              <w:top w:w="0" w:type="dxa"/>
+              <w:bottom w:w="0" w:type="dxa"/>
+              <w:left w:w="0" w:type="dxa"/>
+              <w:right w:w="0" w:type="dxa"/>
+            </w:tcMar>
+            <w:vAlign w:val="center"/>
+          </w:tcPr>
+          <w:p>
+            <w:pPr>
+              <w:pStyle w:val="Normal"/>
+              <w:jc w:val="right"/>
+              <w:pBdr>
+                <w:bottom w:val="none" w:sz="0" w:space="0" w:color="000000"/>
+                <w:top w:val="none" w:sz="0" w:space="0" w:color="000000"/>
+                <w:left w:val="none" w:sz="0" w:space="0" w:color="000000"/>
+                <w:right w:val="none" w:sz="0" w:space="0" w:color="000000"/>
+              </w:pBdr>
+              <w:spacing w:after="100" w:before="100" w:line="240"/>
+              <w:ind w:left="100" w:right="100" w:firstLine="0" w:firstLineChars="0"/>
+              <w:rPr>
+                <w:rFonts w:ascii="Arial" w:hAnsi="Arial" w:eastAsia="Arial" w:cs="Arial"/>
+                <w:i w:val="false"/>
+                <w:b w:val="false"/>
+                <w:u w:val="none"/>
+                <w:strike w:val="false"/>
+                <w:sz w:val="22"/>
+                <w:szCs w:val="22"/>
+                <w:color w:val="000000"/>
+              </w:rPr>
+            </w:pPr>
+            <w:r>
+              <w:rPr>
+                <w:rFonts w:ascii="Arial" w:hAnsi="Arial" w:eastAsia="Arial" w:cs="Arial"/>
+                <w:i w:val="false"/>
+                <w:b w:val="false"/>
+                <w:u w:val="none"/>
+                <w:strike w:val="false"/>
+                <w:sz w:val="22"/>
+                <w:szCs w:val="22"/>
+                <w:color w:val="000000"/>
+              </w:rPr>
+              <w:t xml:space="preserve">-2.1</w:t>
             </w:r>
           </w:p>
         </w:tc>
@@ -4456,7 +4456,7 @@
                 <w:szCs w:val="22"/>
                 <w:color w:val="000000"/>
               </w:rPr>
-              <w:t xml:space="preserve">-16.6</w:t>
+              <w:t xml:space="preserve">-17.5</w:t>
             </w:r>
           </w:p>
         </w:tc>
